--- a/output_report/DMIS_專案進度報告_v5.docx
+++ b/output_report/DMIS_專案進度報告_v5.docx
@@ -2782,131 +2782,6 @@
       </w:r>
     </w:p>
     <w:p>
-      <w:r>
-        <w:br w:type="page"/>
-      </w:r>
-    </w:p>
-    <w:p>
-      <w:pPr>
-        <w:spacing w:before="280" w:after="120"/>
-      </w:pPr>
-      <w:r>
-        <w:rPr>
-          <w:rFonts w:ascii="Microsoft JhengHei" w:hAnsi="Microsoft JhengHei" w:eastAsia="Microsoft JhengHei"/>
-          <w:b/>
-          <w:color w:val="1F3A68"/>
-          <w:sz w:val="40"/>
-        </w:rPr>
-        <w:t>4. 車銷管理（DMS Sale）</w:t>
-      </w:r>
-    </w:p>
-    <w:p>
-      <w:pPr>
-        <w:spacing w:after="80"/>
-      </w:pPr>
-      <w:r>
-        <w:rPr>
-          <w:rFonts w:ascii="Microsoft JhengHei" w:hAnsi="Microsoft JhengHei" w:eastAsia="Microsoft JhengHei"/>
-          <w:sz w:val="22"/>
-        </w:rPr>
-        <w:t>車銷管理涵蓋車輛銷售單據、Excel 匯入與同步紀錄，是業績與佣金的計算來源。價格表與價目版本請見「3. 產品管理」。</w:t>
-      </w:r>
-    </w:p>
-    <w:p>
-      <w:pPr>
-        <w:spacing w:before="160" w:after="120"/>
-      </w:pPr>
-      <w:r>
-        <w:rPr>
-          <w:rFonts w:ascii="Microsoft JhengHei" w:hAnsi="Microsoft JhengHei" w:eastAsia="Microsoft JhengHei"/>
-          <w:b/>
-          <w:color w:val="1F3A68"/>
-          <w:sz w:val="30"/>
-        </w:rPr>
-        <w:t>4.1 車輛銷售（Sale Order）</w:t>
-      </w:r>
-    </w:p>
-    <w:p>
-      <w:pPr>
-        <w:spacing w:after="80"/>
-      </w:pPr>
-      <w:r>
-        <w:rPr>
-          <w:rFonts w:ascii="Microsoft JhengHei" w:hAnsi="Microsoft JhengHei" w:eastAsia="Microsoft JhengHei"/>
-          <w:color w:val="555555"/>
-          <w:sz w:val="22"/>
-        </w:rPr>
-        <w:t>合作車行成交時建立的車輛銷售單，是傭金與報表的核心紀錄。</w:t>
-      </w:r>
-    </w:p>
-    <w:p>
-      <w:pPr>
-        <w:spacing w:before="160" w:after="120"/>
-      </w:pPr>
-      <w:r>
-        <w:rPr>
-          <w:rFonts w:ascii="Microsoft JhengHei" w:hAnsi="Microsoft JhengHei" w:eastAsia="Microsoft JhengHei"/>
-          <w:b/>
-          <w:color w:val="1F3A68"/>
-          <w:sz w:val="26"/>
-        </w:rPr>
-        <w:t>操作步驟</w:t>
-      </w:r>
-    </w:p>
-    <w:p>
-      <w:pPr>
-        <w:spacing w:after="80"/>
-        <w:ind w:left="288"/>
-      </w:pPr>
-      <w:r>
-        <w:rPr>
-          <w:rFonts w:ascii="Microsoft JhengHei" w:hAnsi="Microsoft JhengHei" w:eastAsia="Microsoft JhengHei"/>
-          <w:sz w:val="22"/>
-        </w:rPr>
-        <w:t>1. 進入「車銷管理 → 車輛銷售」。</w:t>
-      </w:r>
-    </w:p>
-    <w:p>
-      <w:pPr>
-        <w:spacing w:after="80"/>
-        <w:ind w:left="288"/>
-      </w:pPr>
-      <w:r>
-        <w:rPr>
-          <w:rFonts w:ascii="Microsoft JhengHei" w:hAnsi="Microsoft JhengHei" w:eastAsia="Microsoft JhengHei"/>
-          <w:sz w:val="22"/>
-        </w:rPr>
-        <w:t>2. 點「建立」並選車行、車型、車架/引擎號、客戶資訊、售價。</w:t>
-      </w:r>
-    </w:p>
-    <w:p>
-      <w:pPr>
-        <w:spacing w:after="80"/>
-        <w:ind w:left="288"/>
-      </w:pPr>
-      <w:r>
-        <w:rPr>
-          <w:rFonts w:ascii="Microsoft JhengHei" w:hAnsi="Microsoft JhengHei" w:eastAsia="Microsoft JhengHei"/>
-          <w:sz w:val="22"/>
-        </w:rPr>
-        <w:t>3. 售價可參考車型價格表手動填入；系統不自動帶入補助（補助由實際資料另行記錄）。確認後送出狀態流轉。</w:t>
-      </w:r>
-    </w:p>
-    <w:p>
-      <w:pPr>
-        <w:spacing w:before="160" w:after="120"/>
-      </w:pPr>
-      <w:r>
-        <w:rPr>
-          <w:rFonts w:ascii="Microsoft JhengHei" w:hAnsi="Microsoft JhengHei" w:eastAsia="Microsoft JhengHei"/>
-          <w:b/>
-          <w:color w:val="1F3A68"/>
-          <w:sz w:val="26"/>
-        </w:rPr>
-        <w:t>畫面截圖</w:t>
-      </w:r>
-    </w:p>
-    <w:p>
       <w:pPr>
         <w:spacing w:before="80" w:after="40"/>
         <w:jc w:val="center"/>
@@ -2923,7 +2798,7 @@
               <a:graphicData uri="http://schemas.openxmlformats.org/drawingml/2006/picture">
                 <pic:pic>
                   <pic:nvPicPr>
-                    <pic:cNvPr id="0" name="22_sale_list.png"/>
+                    <pic:cNvPr id="0" name="26_installment_rule.png"/>
                     <pic:cNvPicPr/>
                   </pic:nvPicPr>
                   <pic:blipFill>
@@ -2957,7 +2832,7 @@
           <w:color w:val="555555"/>
           <w:sz w:val="18"/>
         </w:rPr>
-        <w:t>圖：車輛銷售清單</w:t>
+        <w:t>圖：分期規則模板清單</w:t>
       </w:r>
     </w:p>
     <w:p>
@@ -2977,7 +2852,7 @@
               <a:graphicData uri="http://schemas.openxmlformats.org/drawingml/2006/picture">
                 <pic:pic>
                   <pic:nvPicPr>
-                    <pic:cNvPr id="0" name="22_sale_form.png"/>
+                    <pic:cNvPr id="0" name="27_fee_type.png"/>
                     <pic:cNvPicPr/>
                   </pic:nvPicPr>
                   <pic:blipFill>
@@ -3011,123 +2886,7 @@
           <w:color w:val="555555"/>
           <w:sz w:val="18"/>
         </w:rPr>
-        <w:t>圖：車輛銷售表單</w:t>
-      </w:r>
-    </w:p>
-    <w:p>
-      <w:pPr>
-        <w:spacing w:before="160" w:after="120"/>
-      </w:pPr>
-      <w:r>
-        <w:rPr>
-          <w:rFonts w:ascii="Microsoft JhengHei" w:hAnsi="Microsoft JhengHei" w:eastAsia="Microsoft JhengHei"/>
-          <w:b/>
-          <w:color w:val="1F3A68"/>
-          <w:sz w:val="30"/>
-        </w:rPr>
-        <w:t>4.2 同步紀錄（OrderProcessor Sync Log）</w:t>
-      </w:r>
-    </w:p>
-    <w:p>
-      <w:pPr>
-        <w:spacing w:after="80"/>
-      </w:pPr>
-      <w:r>
-        <w:rPr>
-          <w:rFonts w:ascii="Microsoft JhengHei" w:hAnsi="Microsoft JhengHei" w:eastAsia="Microsoft JhengHei"/>
-          <w:color w:val="555555"/>
-          <w:sz w:val="22"/>
-        </w:rPr>
-        <w:t>記錄 OrderProcessor 將訂單資料匯入 DMIS 的成功 / 失敗 / 略過 / 已標記忽略狀態。</w:t>
-        <w:br/>
-        <w:br/>
-        <w:t>讀取機制：優先剖析資料夾下的 result.json（同時支援舊格式 text_map / front / back 與新格式「以檔名為 key + docx text_content + 身分證 擷取欄位」）；若客戶姓名仍為空則 fallback 讀取同資料夾含「原始資料」工作表的 *.xlsx 補足。</w:t>
-        <w:br/>
-        <w:br/>
-        <w:t>車行名稱比對在原字串找不到時，會 fallback 去除全的上下空白後重比（例「昌 億」→「昌億」）。</w:t>
-        <w:br/>
-        <w:br/>
-        <w:t>以 folder_name 去重，log 有紀錄則不重複匯入。請在 form 頂部使用「重新同步」按鈕手動重試，或在 list view 勾選多筆後從「動作」選單選取「重新同步（重新解析備份資料夾）」以批次重試。</w:t>
-      </w:r>
-    </w:p>
-    <w:p>
-      <w:pPr>
-        <w:spacing w:before="160" w:after="120"/>
-      </w:pPr>
-      <w:r>
-        <w:rPr>
-          <w:rFonts w:ascii="Microsoft JhengHei" w:hAnsi="Microsoft JhengHei" w:eastAsia="Microsoft JhengHei"/>
-          <w:b/>
-          <w:color w:val="1F3A68"/>
-          <w:sz w:val="26"/>
-        </w:rPr>
-        <w:t>操作步驟</w:t>
-      </w:r>
-    </w:p>
-    <w:p>
-      <w:pPr>
-        <w:spacing w:after="80"/>
-        <w:ind w:left="288"/>
-      </w:pPr>
-      <w:r>
-        <w:rPr>
-          <w:rFonts w:ascii="Microsoft JhengHei" w:hAnsi="Microsoft JhengHei" w:eastAsia="Microsoft JhengHei"/>
-          <w:sz w:val="22"/>
-        </w:rPr>
-        <w:t>1. 進入「車銷管理 → 同步紀錄」檢視最新同步結果。</w:t>
-      </w:r>
-    </w:p>
-    <w:p>
-      <w:pPr>
-        <w:spacing w:after="80"/>
-        <w:ind w:left="288"/>
-      </w:pPr>
-      <w:r>
-        <w:rPr>
-          <w:rFonts w:ascii="Microsoft JhengHei" w:hAnsi="Microsoft JhengHei" w:eastAsia="Microsoft JhengHei"/>
-          <w:sz w:val="22"/>
-        </w:rPr>
-        <w:t>2. 點開單筆查看說明、folder_name、關聯訂單；需重試者點 form 頂部「重新同步」（會先刪原訂單與 log，再重新剖析、跳轉顯示新 log）。</w:t>
-      </w:r>
-    </w:p>
-    <w:p>
-      <w:pPr>
-        <w:spacing w:after="80"/>
-        <w:ind w:left="288"/>
-      </w:pPr>
-      <w:r>
-        <w:rPr>
-          <w:rFonts w:ascii="Microsoft JhengHei" w:hAnsi="Microsoft JhengHei" w:eastAsia="Microsoft JhengHei"/>
-          <w:sz w:val="22"/>
-        </w:rPr>
-        <w:t>3. 批次重試：於 list view 勾選多筆→點上方「動作」→選「重新同步（重新解析備份資料夾）」。</w:t>
-      </w:r>
-    </w:p>
-    <w:p>
-      <w:pPr>
-        <w:spacing w:after="80"/>
-        <w:ind w:left="288"/>
-      </w:pPr>
-      <w:r>
-        <w:rPr>
-          <w:rFonts w:ascii="Microsoft JhengHei" w:hAnsi="Microsoft JhengHei" w:eastAsia="Microsoft JhengHei"/>
-          <w:sz w:val="22"/>
-        </w:rPr>
-        <w:t>4. 歷史資料一次性忽略：勾選後點「動作 → 標記現有資料夾為歷史（不匯入）」。</w:t>
-      </w:r>
-    </w:p>
-    <w:p>
-      <w:pPr>
-        <w:spacing w:before="160" w:after="120"/>
-      </w:pPr>
-      <w:r>
-        <w:rPr>
-          <w:rFonts w:ascii="Microsoft JhengHei" w:hAnsi="Microsoft JhengHei" w:eastAsia="Microsoft JhengHei"/>
-          <w:b/>
-          <w:color w:val="1F3A68"/>
-          <w:sz w:val="26"/>
-        </w:rPr>
-        <w:t>畫面截圖</w:t>
+        <w:t>圖：費用類型清單</w:t>
       </w:r>
     </w:p>
     <w:p>
@@ -3147,7 +2906,7 @@
               <a:graphicData uri="http://schemas.openxmlformats.org/drawingml/2006/picture">
                 <pic:pic>
                   <pic:nvPicPr>
-                    <pic:cNvPr id="0" name="24_sync_log.png"/>
+                    <pic:cNvPr id="0" name="28_rule_binding.png"/>
                     <pic:cNvPicPr/>
                   </pic:nvPicPr>
                   <pic:blipFill>
@@ -3181,7 +2940,38 @@
           <w:color w:val="555555"/>
           <w:sz w:val="18"/>
         </w:rPr>
-        <w:t>圖：同步紀錄清單（含狀態色標與動作選單）</w:t>
+        <w:t>圖：規則掛接清單</w:t>
+      </w:r>
+    </w:p>
+    <w:p>
+      <w:r>
+        <w:br w:type="page"/>
+      </w:r>
+    </w:p>
+    <w:p>
+      <w:pPr>
+        <w:spacing w:before="280" w:after="120"/>
+      </w:pPr>
+      <w:r>
+        <w:rPr>
+          <w:rFonts w:ascii="Microsoft JhengHei" w:hAnsi="Microsoft JhengHei" w:eastAsia="Microsoft JhengHei"/>
+          <w:b/>
+          <w:color w:val="1F3A68"/>
+          <w:sz w:val="40"/>
+        </w:rPr>
+        <w:t>4. 車銷管理（DMS Sale）</w:t>
+      </w:r>
+    </w:p>
+    <w:p>
+      <w:pPr>
+        <w:spacing w:after="80"/>
+      </w:pPr>
+      <w:r>
+        <w:rPr>
+          <w:rFonts w:ascii="Microsoft JhengHei" w:hAnsi="Microsoft JhengHei" w:eastAsia="Microsoft JhengHei"/>
+          <w:sz w:val="22"/>
+        </w:rPr>
+        <w:t>車銷管理涵蓋車輛銷售單據、Excel 匯入與同步紀錄，是業績與佣金的計算來源。價格表與價目版本請見「3. 產品管理」。</w:t>
       </w:r>
     </w:p>
     <w:p>
@@ -3195,7 +2985,7 @@
           <w:color w:val="1F3A68"/>
           <w:sz w:val="30"/>
         </w:rPr>
-        <w:t>4.3 Excel 銷貨匯入</w:t>
+        <w:t>4.1 車輛銷售（Sale Order）</w:t>
       </w:r>
     </w:p>
     <w:p>
@@ -3208,7 +2998,7 @@
           <w:color w:val="555555"/>
           <w:sz w:val="22"/>
         </w:rPr>
-        <w:t>支援以 Excel 檔上傳大批銷售單據，系統會驗證並建檔。</w:t>
+        <w:t>合作車行成交時建立的車輛銷售單，是傭金與報表的核心紀錄。</w:t>
       </w:r>
     </w:p>
     <w:p>
@@ -3235,7 +3025,7 @@
           <w:rFonts w:ascii="Microsoft JhengHei" w:hAnsi="Microsoft JhengHei" w:eastAsia="Microsoft JhengHei"/>
           <w:sz w:val="22"/>
         </w:rPr>
-        <w:t>1. 進入「車銷管理 → Excel 銷貨匯入」精靈。</w:t>
+        <w:t>1. 進入「車銷管理 → 車輛銷售」。</w:t>
       </w:r>
     </w:p>
     <w:p>
@@ -3248,7 +3038,7 @@
           <w:rFonts w:ascii="Microsoft JhengHei" w:hAnsi="Microsoft JhengHei" w:eastAsia="Microsoft JhengHei"/>
           <w:sz w:val="22"/>
         </w:rPr>
-        <w:t>2. 下載樣板填寫後上傳；系統預覽資料行並回報錯誤列。</w:t>
+        <w:t>2. 點「建立」並選車行、車型、車架/引擎號、客戶資訊、售價。</w:t>
       </w:r>
     </w:p>
     <w:p>
@@ -3261,7 +3051,7 @@
           <w:rFonts w:ascii="Microsoft JhengHei" w:hAnsi="Microsoft JhengHei" w:eastAsia="Microsoft JhengHei"/>
           <w:sz w:val="22"/>
         </w:rPr>
-        <w:t>3. 確認無誤後執行匯入，成功筆數會反映在車輛銷售清單。</w:t>
+        <w:t>3. 售價可參考車型價格表手動填入；系統不自動帶入補助（補助由實際資料另行記錄）。確認後送出狀態流轉。</w:t>
       </w:r>
     </w:p>
     <w:p>
@@ -3295,7 +3085,7 @@
               <a:graphicData uri="http://schemas.openxmlformats.org/drawingml/2006/picture">
                 <pic:pic>
                   <pic:nvPicPr>
-                    <pic:cNvPr id="0" name="25_excel_import.png"/>
+                    <pic:cNvPr id="0" name="22_sale_list.png"/>
                     <pic:cNvPicPr/>
                   </pic:nvPicPr>
                   <pic:blipFill>
@@ -3329,119 +3119,7 @@
           <w:color w:val="555555"/>
           <w:sz w:val="18"/>
         </w:rPr>
-        <w:t>圖：Excel 銷貨匯入精靈</w:t>
-      </w:r>
-    </w:p>
-    <w:p>
-      <w:r>
-        <w:br w:type="page"/>
-      </w:r>
-    </w:p>
-    <w:p>
-      <w:pPr>
-        <w:spacing w:before="280" w:after="120"/>
-      </w:pPr>
-      <w:r>
-        <w:rPr>
-          <w:rFonts w:ascii="Microsoft JhengHei" w:hAnsi="Microsoft JhengHei" w:eastAsia="Microsoft JhengHei"/>
-          <w:b/>
-          <w:color w:val="1F3A68"/>
-          <w:sz w:val="40"/>
-        </w:rPr>
-        <w:t>5. 銷售分析（Metabase 儀表板）</w:t>
-      </w:r>
-    </w:p>
-    <w:p>
-      <w:pPr>
-        <w:spacing w:after="80"/>
-      </w:pPr>
-      <w:r>
-        <w:rPr>
-          <w:rFonts w:ascii="Microsoft JhengHei" w:hAnsi="Microsoft JhengHei" w:eastAsia="Microsoft JhengHei"/>
-          <w:sz w:val="22"/>
-        </w:rPr>
-        <w:t>銷售分析統一以 Metabase 呈現，提供總車輛、油車 / 電車、車行、通路、客群等多維度儀表板，使用者可在 http://localhost:3000 以 Metabase 帳號登入後查閱。原 Odoo 內「銷售分析」選單下的原始數據查詢已隱藏（詳見 8.3 節）。</w:t>
-      </w:r>
-    </w:p>
-    <w:p>
-      <w:pPr>
-        <w:spacing w:before="160" w:after="120"/>
-      </w:pPr>
-      <w:r>
-        <w:rPr>
-          <w:rFonts w:ascii="Microsoft JhengHei" w:hAnsi="Microsoft JhengHei" w:eastAsia="Microsoft JhengHei"/>
-          <w:b/>
-          <w:color w:val="1F3A68"/>
-          <w:sz w:val="30"/>
-        </w:rPr>
-        <w:t>5.1 進入 Metabase</w:t>
-      </w:r>
-    </w:p>
-    <w:p>
-      <w:pPr>
-        <w:spacing w:after="80"/>
-      </w:pPr>
-      <w:r>
-        <w:rPr>
-          <w:rFonts w:ascii="Microsoft JhengHei" w:hAnsi="Microsoft JhengHei" w:eastAsia="Microsoft JhengHei"/>
-          <w:color w:val="555555"/>
-          <w:sz w:val="22"/>
-        </w:rPr>
-        <w:t>DMIS 的 BI 報表平台，與 Odoo 共用同一套 PostgreSQL，由部署腳本一鍵建立資料表與儀表板。</w:t>
-      </w:r>
-    </w:p>
-    <w:p>
-      <w:pPr>
-        <w:spacing w:before="160" w:after="120"/>
-      </w:pPr>
-      <w:r>
-        <w:rPr>
-          <w:rFonts w:ascii="Microsoft JhengHei" w:hAnsi="Microsoft JhengHei" w:eastAsia="Microsoft JhengHei"/>
-          <w:b/>
-          <w:color w:val="1F3A68"/>
-          <w:sz w:val="26"/>
-        </w:rPr>
-        <w:t>操作步驟</w:t>
-      </w:r>
-    </w:p>
-    <w:p>
-      <w:pPr>
-        <w:spacing w:after="80"/>
-        <w:ind w:left="288"/>
-      </w:pPr>
-      <w:r>
-        <w:rPr>
-          <w:rFonts w:ascii="Microsoft JhengHei" w:hAnsi="Microsoft JhengHei" w:eastAsia="Microsoft JhengHei"/>
-          <w:sz w:val="22"/>
-        </w:rPr>
-        <w:t>1. 於瀏覽器開啟 http://localhost:3000 進入 Metabase 登入頁。</w:t>
-      </w:r>
-    </w:p>
-    <w:p>
-      <w:pPr>
-        <w:spacing w:after="80"/>
-        <w:ind w:left="288"/>
-      </w:pPr>
-      <w:r>
-        <w:rPr>
-          <w:rFonts w:ascii="Microsoft JhengHei" w:hAnsi="Microsoft JhengHei" w:eastAsia="Microsoft JhengHei"/>
-          <w:sz w:val="22"/>
-        </w:rPr>
-        <w:t>2. 以 Metabase 管理員帳號登入後即可看到首頁，常用儀表板會置於 SUZUKI 銷售統計集合中。</w:t>
-      </w:r>
-    </w:p>
-    <w:p>
-      <w:pPr>
-        <w:spacing w:before="160" w:after="120"/>
-      </w:pPr>
-      <w:r>
-        <w:rPr>
-          <w:rFonts w:ascii="Microsoft JhengHei" w:hAnsi="Microsoft JhengHei" w:eastAsia="Microsoft JhengHei"/>
-          <w:b/>
-          <w:color w:val="1F3A68"/>
-          <w:sz w:val="26"/>
-        </w:rPr>
-        <w:t>畫面截圖</w:t>
+        <w:t>圖：車輛銷售清單</w:t>
       </w:r>
     </w:p>
     <w:p>
@@ -3461,7 +3139,7 @@
               <a:graphicData uri="http://schemas.openxmlformats.org/drawingml/2006/picture">
                 <pic:pic>
                   <pic:nvPicPr>
-                    <pic:cNvPr id="0" name="metabase_home.png"/>
+                    <pic:cNvPr id="0" name="22_sale_form.png"/>
                     <pic:cNvPicPr/>
                   </pic:nvPicPr>
                   <pic:blipFill>
@@ -3495,7 +3173,123 @@
           <w:color w:val="555555"/>
           <w:sz w:val="18"/>
         </w:rPr>
-        <w:t>圖：Metabase 首頁（登入後）</w:t>
+        <w:t>圖：車輛銷售表單</w:t>
+      </w:r>
+    </w:p>
+    <w:p>
+      <w:pPr>
+        <w:spacing w:before="160" w:after="120"/>
+      </w:pPr>
+      <w:r>
+        <w:rPr>
+          <w:rFonts w:ascii="Microsoft JhengHei" w:hAnsi="Microsoft JhengHei" w:eastAsia="Microsoft JhengHei"/>
+          <w:b/>
+          <w:color w:val="1F3A68"/>
+          <w:sz w:val="30"/>
+        </w:rPr>
+        <w:t>4.2 同步紀錄（OrderProcessor Sync Log）</w:t>
+      </w:r>
+    </w:p>
+    <w:p>
+      <w:pPr>
+        <w:spacing w:after="80"/>
+      </w:pPr>
+      <w:r>
+        <w:rPr>
+          <w:rFonts w:ascii="Microsoft JhengHei" w:hAnsi="Microsoft JhengHei" w:eastAsia="Microsoft JhengHei"/>
+          <w:color w:val="555555"/>
+          <w:sz w:val="22"/>
+        </w:rPr>
+        <w:t>記錄 OrderProcessor 將訂單資料匯入 DMIS 的成功 / 失敗 / 略過 / 已標記忽略狀態。</w:t>
+        <w:br/>
+        <w:br/>
+        <w:t>讀取機制：優先剖析資料夾下的 result.json（同時支援舊格式 text_map / front / back 與新格式「以檔名為 key + docx text_content + 身分證 擷取欄位」）；若客戶姓名仍為空則 fallback 讀取同資料夾含「原始資料」工作表的 *.xlsx 補足。</w:t>
+        <w:br/>
+        <w:br/>
+        <w:t>車行名稱比對在原字串找不到時，會 fallback 去除全的上下空白後重比（例「昌 億」→「昌億」）。</w:t>
+        <w:br/>
+        <w:br/>
+        <w:t>以 folder_name 去重，log 有紀錄則不重複匯入。請在 form 頂部使用「重新同步」按鈕手動重試，或在 list view 勾選多筆後從「動作」選單選取「重新同步（重新解析備份資料夾）」以批次重試。</w:t>
+      </w:r>
+    </w:p>
+    <w:p>
+      <w:pPr>
+        <w:spacing w:before="160" w:after="120"/>
+      </w:pPr>
+      <w:r>
+        <w:rPr>
+          <w:rFonts w:ascii="Microsoft JhengHei" w:hAnsi="Microsoft JhengHei" w:eastAsia="Microsoft JhengHei"/>
+          <w:b/>
+          <w:color w:val="1F3A68"/>
+          <w:sz w:val="26"/>
+        </w:rPr>
+        <w:t>操作步驟</w:t>
+      </w:r>
+    </w:p>
+    <w:p>
+      <w:pPr>
+        <w:spacing w:after="80"/>
+        <w:ind w:left="288"/>
+      </w:pPr>
+      <w:r>
+        <w:rPr>
+          <w:rFonts w:ascii="Microsoft JhengHei" w:hAnsi="Microsoft JhengHei" w:eastAsia="Microsoft JhengHei"/>
+          <w:sz w:val="22"/>
+        </w:rPr>
+        <w:t>1. 進入「車銷管理 → 同步紀錄」檢視最新同步結果。</w:t>
+      </w:r>
+    </w:p>
+    <w:p>
+      <w:pPr>
+        <w:spacing w:after="80"/>
+        <w:ind w:left="288"/>
+      </w:pPr>
+      <w:r>
+        <w:rPr>
+          <w:rFonts w:ascii="Microsoft JhengHei" w:hAnsi="Microsoft JhengHei" w:eastAsia="Microsoft JhengHei"/>
+          <w:sz w:val="22"/>
+        </w:rPr>
+        <w:t>2. 點開單筆查看說明、folder_name、關聯訂單；需重試者點 form 頂部「重新同步」（會先刪原訂單與 log，再重新剖析、跳轉顯示新 log）。</w:t>
+      </w:r>
+    </w:p>
+    <w:p>
+      <w:pPr>
+        <w:spacing w:after="80"/>
+        <w:ind w:left="288"/>
+      </w:pPr>
+      <w:r>
+        <w:rPr>
+          <w:rFonts w:ascii="Microsoft JhengHei" w:hAnsi="Microsoft JhengHei" w:eastAsia="Microsoft JhengHei"/>
+          <w:sz w:val="22"/>
+        </w:rPr>
+        <w:t>3. 批次重試：於 list view 勾選多筆→點上方「動作」→選「重新同步（重新解析備份資料夾）」。</w:t>
+      </w:r>
+    </w:p>
+    <w:p>
+      <w:pPr>
+        <w:spacing w:after="80"/>
+        <w:ind w:left="288"/>
+      </w:pPr>
+      <w:r>
+        <w:rPr>
+          <w:rFonts w:ascii="Microsoft JhengHei" w:hAnsi="Microsoft JhengHei" w:eastAsia="Microsoft JhengHei"/>
+          <w:sz w:val="22"/>
+        </w:rPr>
+        <w:t>4. 歷史資料一次性忽略：勾選後點「動作 → 標記現有資料夾為歷史（不匯入）」。</w:t>
+      </w:r>
+    </w:p>
+    <w:p>
+      <w:pPr>
+        <w:spacing w:before="160" w:after="120"/>
+      </w:pPr>
+      <w:r>
+        <w:rPr>
+          <w:rFonts w:ascii="Microsoft JhengHei" w:hAnsi="Microsoft JhengHei" w:eastAsia="Microsoft JhengHei"/>
+          <w:b/>
+          <w:color w:val="1F3A68"/>
+          <w:sz w:val="26"/>
+        </w:rPr>
+        <w:t>畫面截圖</w:t>
       </w:r>
     </w:p>
     <w:p>
@@ -3515,7 +3309,7 @@
               <a:graphicData uri="http://schemas.openxmlformats.org/drawingml/2006/picture">
                 <pic:pic>
                   <pic:nvPicPr>
-                    <pic:cNvPr id="0" name="metabase_dashboards.png"/>
+                    <pic:cNvPr id="0" name="24_sync_log.png"/>
                     <pic:cNvPicPr/>
                   </pic:nvPicPr>
                   <pic:blipFill>
@@ -3549,88 +3343,7 @@
           <w:color w:val="555555"/>
           <w:sz w:val="18"/>
         </w:rPr>
-        <w:t>圖：儀表板清單（依集合分類）</w:t>
-      </w:r>
-    </w:p>
-    <w:p>
-      <w:pPr>
-        <w:spacing w:before="160" w:after="120"/>
-      </w:pPr>
-      <w:r>
-        <w:rPr>
-          <w:rFonts w:ascii="Microsoft JhengHei" w:hAnsi="Microsoft JhengHei" w:eastAsia="Microsoft JhengHei"/>
-          <w:b/>
-          <w:color w:val="1F3A68"/>
-          <w:sz w:val="30"/>
-        </w:rPr>
-        <w:t>5.2 P1 總車輛銷售</w:t>
-      </w:r>
-    </w:p>
-    <w:p>
-      <w:pPr>
-        <w:spacing w:after="80"/>
-      </w:pPr>
-      <w:r>
-        <w:rPr>
-          <w:rFonts w:ascii="Microsoft JhengHei" w:hAnsi="Microsoft JhengHei" w:eastAsia="Microsoft JhengHei"/>
-          <w:color w:val="555555"/>
-          <w:sz w:val="22"/>
-        </w:rPr>
-        <w:t>全車種（油車 + 電車）總體銷售儀表板：銷售來源 × 領牌年月、車種類型 × 領牌年月等。</w:t>
-      </w:r>
-    </w:p>
-    <w:p>
-      <w:pPr>
-        <w:spacing w:before="160" w:after="120"/>
-      </w:pPr>
-      <w:r>
-        <w:rPr>
-          <w:rFonts w:ascii="Microsoft JhengHei" w:hAnsi="Microsoft JhengHei" w:eastAsia="Microsoft JhengHei"/>
-          <w:b/>
-          <w:color w:val="1F3A68"/>
-          <w:sz w:val="26"/>
-        </w:rPr>
-        <w:t>操作步驟</w:t>
-      </w:r>
-    </w:p>
-    <w:p>
-      <w:pPr>
-        <w:spacing w:after="80"/>
-        <w:ind w:left="288"/>
-      </w:pPr>
-      <w:r>
-        <w:rPr>
-          <w:rFonts w:ascii="Microsoft JhengHei" w:hAnsi="Microsoft JhengHei" w:eastAsia="Microsoft JhengHei"/>
-          <w:sz w:val="22"/>
-        </w:rPr>
-        <w:t>1. 於 Metabase 集合中點選「P1 總車輛銷售」。</w:t>
-      </w:r>
-    </w:p>
-    <w:p>
-      <w:pPr>
-        <w:spacing w:after="80"/>
-        <w:ind w:left="288"/>
-      </w:pPr>
-      <w:r>
-        <w:rPr>
-          <w:rFonts w:ascii="Microsoft JhengHei" w:hAnsi="Microsoft JhengHei" w:eastAsia="Microsoft JhengHei"/>
-          <w:sz w:val="22"/>
-        </w:rPr>
-        <w:t>2. 可調整「領牌年月」與「銷售來源」篩選器後即時刷新圖表。</w:t>
-      </w:r>
-    </w:p>
-    <w:p>
-      <w:pPr>
-        <w:spacing w:before="160" w:after="120"/>
-      </w:pPr>
-      <w:r>
-        <w:rPr>
-          <w:rFonts w:ascii="Microsoft JhengHei" w:hAnsi="Microsoft JhengHei" w:eastAsia="Microsoft JhengHei"/>
-          <w:b/>
-          <w:color w:val="1F3A68"/>
-          <w:sz w:val="26"/>
-        </w:rPr>
-        <w:t>畫面截圖</w:t>
+        <w:t>圖：同步紀錄清單（含狀態色標與動作選單）</w:t>
       </w:r>
     </w:p>
     <w:p>
@@ -3650,7 +3363,7 @@
               <a:graphicData uri="http://schemas.openxmlformats.org/drawingml/2006/picture">
                 <pic:pic>
                   <pic:nvPicPr>
-                    <pic:cNvPr id="0" name="metabase_p1_total_sales.png"/>
+                    <pic:cNvPr id="0" name="24_sync_log_form.png"/>
                     <pic:cNvPicPr/>
                   </pic:nvPicPr>
                   <pic:blipFill>
@@ -3684,7 +3397,7 @@
           <w:color w:val="555555"/>
           <w:sz w:val="18"/>
         </w:rPr>
-        <w:t>圖：P1 總車輛銷售儀表板</w:t>
+        <w:t>圖：同步紀錄 form 畫面（含「重新同步」按鈕）</w:t>
       </w:r>
     </w:p>
     <w:p>
@@ -3698,7 +3411,7 @@
           <w:color w:val="1F3A68"/>
           <w:sz w:val="30"/>
         </w:rPr>
-        <w:t>5.3 P3 電動車銷售統計</w:t>
+        <w:t>4.3 Excel 銷貨匯入</w:t>
       </w:r>
     </w:p>
     <w:p>
@@ -3711,7 +3424,7 @@
           <w:color w:val="555555"/>
           <w:sz w:val="22"/>
         </w:rPr>
-        <w:t>專注電動車（含速克達 / 微型 / 重型 / 白牌）之銷售面向，與油車儀表板對照使用。</w:t>
+        <w:t>支援以 Excel 檔上傳大批銷售單據，系統會驗證並建檔。</w:t>
       </w:r>
     </w:p>
     <w:p>
@@ -3738,7 +3451,7 @@
           <w:rFonts w:ascii="Microsoft JhengHei" w:hAnsi="Microsoft JhengHei" w:eastAsia="Microsoft JhengHei"/>
           <w:sz w:val="22"/>
         </w:rPr>
-        <w:t>1. 於集合中點選「P3 電動車銷售統計」。</w:t>
+        <w:t>1. 進入「車銷管理 → Excel 銷貨匯入」精靈。</w:t>
       </w:r>
     </w:p>
     <w:p>
@@ -3751,7 +3464,20 @@
           <w:rFonts w:ascii="Microsoft JhengHei" w:hAnsi="Microsoft JhengHei" w:eastAsia="Microsoft JhengHei"/>
           <w:sz w:val="22"/>
         </w:rPr>
-        <w:t>2. 可依時間、車型、通路切片，瞭解電車各車型佔比與走勢。</w:t>
+        <w:t>2. 下載樣板填寫後上傳；系統預覽資料行並回報錯誤列。</w:t>
+      </w:r>
+    </w:p>
+    <w:p>
+      <w:pPr>
+        <w:spacing w:after="80"/>
+        <w:ind w:left="288"/>
+      </w:pPr>
+      <w:r>
+        <w:rPr>
+          <w:rFonts w:ascii="Microsoft JhengHei" w:hAnsi="Microsoft JhengHei" w:eastAsia="Microsoft JhengHei"/>
+          <w:sz w:val="22"/>
+        </w:rPr>
+        <w:t>3. 確認無誤後執行匯入，成功筆數會反映在車輛銷售清單。</w:t>
       </w:r>
     </w:p>
     <w:p>
@@ -3785,7 +3511,7 @@
               <a:graphicData uri="http://schemas.openxmlformats.org/drawingml/2006/picture">
                 <pic:pic>
                   <pic:nvPicPr>
-                    <pic:cNvPr id="0" name="metabase_p3_ev_sales.png"/>
+                    <pic:cNvPr id="0" name="25_excel_import.png"/>
                     <pic:cNvPicPr/>
                   </pic:nvPicPr>
                   <pic:blipFill>
@@ -3819,7 +3545,38 @@
           <w:color w:val="555555"/>
           <w:sz w:val="18"/>
         </w:rPr>
-        <w:t>圖：P3 電動車銷售統計</w:t>
+        <w:t>圖：Excel 銷貨匯入精靈</w:t>
+      </w:r>
+    </w:p>
+    <w:p>
+      <w:r>
+        <w:br w:type="page"/>
+      </w:r>
+    </w:p>
+    <w:p>
+      <w:pPr>
+        <w:spacing w:before="280" w:after="120"/>
+      </w:pPr>
+      <w:r>
+        <w:rPr>
+          <w:rFonts w:ascii="Microsoft JhengHei" w:hAnsi="Microsoft JhengHei" w:eastAsia="Microsoft JhengHei"/>
+          <w:b/>
+          <w:color w:val="1F3A68"/>
+          <w:sz w:val="40"/>
+        </w:rPr>
+        <w:t>5. 銷售分析（Metabase 儀表板）</w:t>
+      </w:r>
+    </w:p>
+    <w:p>
+      <w:pPr>
+        <w:spacing w:after="80"/>
+      </w:pPr>
+      <w:r>
+        <w:rPr>
+          <w:rFonts w:ascii="Microsoft JhengHei" w:hAnsi="Microsoft JhengHei" w:eastAsia="Microsoft JhengHei"/>
+          <w:sz w:val="22"/>
+        </w:rPr>
+        <w:t>銷售分析統一以 Metabase 呈現，提供總車輛、油車 / 電車、車行、通路、客群等多維度儀表板，使用者可在 http://localhost:3000 以 Metabase 帳號登入後查閱。原 Odoo 內「銷售分析」選單下的原始數據查詢已隱藏（詳見 8.3 節）。</w:t>
       </w:r>
     </w:p>
     <w:p>
@@ -3833,7 +3590,7 @@
           <w:color w:val="1F3A68"/>
           <w:sz w:val="30"/>
         </w:rPr>
-        <w:t>5.4 P9 油車銷售統計</w:t>
+        <w:t>5.1 進入 Metabase</w:t>
       </w:r>
     </w:p>
     <w:p>
@@ -3846,7 +3603,7 @@
           <w:color w:val="555555"/>
           <w:sz w:val="22"/>
         </w:rPr>
-        <w:t>以油車為主的銷售儀表板，提供月別、車種、車型等銷售結構。</w:t>
+        <w:t>DMIS 的 BI 報表平台，與 Odoo 共用同一套 PostgreSQL，由部署腳本一鍵建立資料表與儀表板。</w:t>
       </w:r>
     </w:p>
     <w:p>
@@ -3873,7 +3630,20 @@
           <w:rFonts w:ascii="Microsoft JhengHei" w:hAnsi="Microsoft JhengHei" w:eastAsia="Microsoft JhengHei"/>
           <w:sz w:val="22"/>
         </w:rPr>
-        <w:t>1. 於集合中點選「P9 油車銷售統計」。</w:t>
+        <w:t>1. 於瀏覽器開啟 http://localhost:3000 進入 Metabase 登入頁。</w:t>
+      </w:r>
+    </w:p>
+    <w:p>
+      <w:pPr>
+        <w:spacing w:after="80"/>
+        <w:ind w:left="288"/>
+      </w:pPr>
+      <w:r>
+        <w:rPr>
+          <w:rFonts w:ascii="Microsoft JhengHei" w:hAnsi="Microsoft JhengHei" w:eastAsia="Microsoft JhengHei"/>
+          <w:sz w:val="22"/>
+        </w:rPr>
+        <w:t>2. 以 Metabase 管理員帳號登入後即可看到首頁，常用儀表板會置於 SUZUKI 銷售統計集合中。</w:t>
       </w:r>
     </w:p>
     <w:p>
@@ -3907,7 +3677,7 @@
               <a:graphicData uri="http://schemas.openxmlformats.org/drawingml/2006/picture">
                 <pic:pic>
                   <pic:nvPicPr>
-                    <pic:cNvPr id="0" name="metabase_p9_fuel_sales.png"/>
+                    <pic:cNvPr id="0" name="metabase_home.png"/>
                     <pic:cNvPicPr/>
                   </pic:nvPicPr>
                   <pic:blipFill>
@@ -3941,88 +3711,7 @@
           <w:color w:val="555555"/>
           <w:sz w:val="18"/>
         </w:rPr>
-        <w:t>圖：P9 油車銷售統計</w:t>
-      </w:r>
-    </w:p>
-    <w:p>
-      <w:pPr>
-        <w:spacing w:before="160" w:after="120"/>
-      </w:pPr>
-      <w:r>
-        <w:rPr>
-          <w:rFonts w:ascii="Microsoft JhengHei" w:hAnsi="Microsoft JhengHei" w:eastAsia="Microsoft JhengHei"/>
-          <w:b/>
-          <w:color w:val="1F3A68"/>
-          <w:sz w:val="30"/>
-        </w:rPr>
-        <w:t>5.5 P11 油車-車行銷售統計</w:t>
-      </w:r>
-    </w:p>
-    <w:p>
-      <w:pPr>
-        <w:spacing w:after="80"/>
-      </w:pPr>
-      <w:r>
-        <w:rPr>
-          <w:rFonts w:ascii="Microsoft JhengHei" w:hAnsi="Microsoft JhengHei" w:eastAsia="Microsoft JhengHei"/>
-          <w:color w:val="555555"/>
-          <w:sz w:val="22"/>
-        </w:rPr>
-        <w:t>以「合作車行」為主軸的油車銷售排行與貢獻度，便於評估車行表現。</w:t>
-      </w:r>
-    </w:p>
-    <w:p>
-      <w:pPr>
-        <w:spacing w:before="160" w:after="120"/>
-      </w:pPr>
-      <w:r>
-        <w:rPr>
-          <w:rFonts w:ascii="Microsoft JhengHei" w:hAnsi="Microsoft JhengHei" w:eastAsia="Microsoft JhengHei"/>
-          <w:b/>
-          <w:color w:val="1F3A68"/>
-          <w:sz w:val="26"/>
-        </w:rPr>
-        <w:t>操作步驟</w:t>
-      </w:r>
-    </w:p>
-    <w:p>
-      <w:pPr>
-        <w:spacing w:after="80"/>
-        <w:ind w:left="288"/>
-      </w:pPr>
-      <w:r>
-        <w:rPr>
-          <w:rFonts w:ascii="Microsoft JhengHei" w:hAnsi="Microsoft JhengHei" w:eastAsia="Microsoft JhengHei"/>
-          <w:sz w:val="22"/>
-        </w:rPr>
-        <w:t>1. 於集合中點選「P11 油車-車行銷售統計」。</w:t>
-      </w:r>
-    </w:p>
-    <w:p>
-      <w:pPr>
-        <w:spacing w:after="80"/>
-        <w:ind w:left="288"/>
-      </w:pPr>
-      <w:r>
-        <w:rPr>
-          <w:rFonts w:ascii="Microsoft JhengHei" w:hAnsi="Microsoft JhengHei" w:eastAsia="Microsoft JhengHei"/>
-          <w:sz w:val="22"/>
-        </w:rPr>
-        <w:t>2. 可使用搜尋列鎖定特定車行或時段檢視。</w:t>
-      </w:r>
-    </w:p>
-    <w:p>
-      <w:pPr>
-        <w:spacing w:before="160" w:after="120"/>
-      </w:pPr>
-      <w:r>
-        <w:rPr>
-          <w:rFonts w:ascii="Microsoft JhengHei" w:hAnsi="Microsoft JhengHei" w:eastAsia="Microsoft JhengHei"/>
-          <w:b/>
-          <w:color w:val="1F3A68"/>
-          <w:sz w:val="26"/>
-        </w:rPr>
-        <w:t>畫面截圖</w:t>
+        <w:t>圖：Metabase 首頁（登入後）</w:t>
       </w:r>
     </w:p>
     <w:p>
@@ -4042,7 +3731,7 @@
               <a:graphicData uri="http://schemas.openxmlformats.org/drawingml/2006/picture">
                 <pic:pic>
                   <pic:nvPicPr>
-                    <pic:cNvPr id="0" name="metabase_p11_dealer_sales.png"/>
+                    <pic:cNvPr id="0" name="metabase_dashboards.png"/>
                     <pic:cNvPicPr/>
                   </pic:nvPicPr>
                   <pic:blipFill>
@@ -4076,7 +3765,7 @@
           <w:color w:val="555555"/>
           <w:sz w:val="18"/>
         </w:rPr>
-        <w:t>圖：P11 油車-車行銷售統計</w:t>
+        <w:t>圖：儀表板清單（依集合分類）</w:t>
       </w:r>
     </w:p>
     <w:p>
@@ -4090,7 +3779,7 @@
           <w:color w:val="1F3A68"/>
           <w:sz w:val="30"/>
         </w:rPr>
-        <w:t>5.6 其他內建儀表板</w:t>
+        <w:t>5.2 P1 總車輛銷售</w:t>
       </w:r>
     </w:p>
     <w:p>
@@ -4103,7 +3792,7 @@
           <w:color w:val="555555"/>
           <w:sz w:val="22"/>
         </w:rPr>
-        <w:t>系統另內建以下儀表板，可於 Metabase 集合中直接點開使用：P2 銷售機種統計、P4 基隆公益青年、P5 / P6 / P7 / P8 電動車系列、P10 油車網路平台銷售、P12 油車佣金明細、P13 油車台數統計、P14 ~ P19 客群 / 性別 / 顏色 / 區域 × 車型分析、P20 通路銷售、P22 客群 × 車型分析等。</w:t>
+        <w:t>全車種（油車 + 電車）總體銷售儀表板：銷售來源 × 領牌年月、車種類型 × 領牌年月等。</w:t>
       </w:r>
     </w:p>
     <w:p>
@@ -4130,7 +3819,7 @@
           <w:rFonts w:ascii="Microsoft JhengHei" w:hAnsi="Microsoft JhengHei" w:eastAsia="Microsoft JhengHei"/>
           <w:sz w:val="22"/>
         </w:rPr>
-        <w:t>1. 於 Metabase 集合中依命名前綴（P 編號）查找並點選即可。</w:t>
+        <w:t>1. 於 Metabase 集合中點選「P1 總車輛銷售」。</w:t>
       </w:r>
     </w:p>
     <w:p>
@@ -4143,132 +3832,7 @@
           <w:rFonts w:ascii="Microsoft JhengHei" w:hAnsi="Microsoft JhengHei" w:eastAsia="Microsoft JhengHei"/>
           <w:sz w:val="22"/>
         </w:rPr>
-        <w:t>2. 如需新增報表，請聯絡系統管理員（資料模型由 scripts/metabase_*.py 部署）。</w:t>
-      </w:r>
-    </w:p>
-    <w:p>
-      <w:pPr>
-        <w:spacing w:before="160" w:after="120"/>
-      </w:pPr>
-      <w:r>
-        <w:rPr>
-          <w:rFonts w:ascii="Microsoft JhengHei" w:hAnsi="Microsoft JhengHei" w:eastAsia="Microsoft JhengHei"/>
-          <w:b/>
-          <w:color w:val="1F3A68"/>
-          <w:sz w:val="26"/>
-        </w:rPr>
-        <w:t>畫面截圖</w:t>
-      </w:r>
-    </w:p>
-    <w:p>
-      <w:r>
-        <w:br w:type="page"/>
-      </w:r>
-    </w:p>
-    <w:p>
-      <w:pPr>
-        <w:spacing w:before="280" w:after="120"/>
-      </w:pPr>
-      <w:r>
-        <w:rPr>
-          <w:rFonts w:ascii="Microsoft JhengHei" w:hAnsi="Microsoft JhengHei" w:eastAsia="Microsoft JhengHei"/>
-          <w:b/>
-          <w:color w:val="1F3A68"/>
-          <w:sz w:val="40"/>
-        </w:rPr>
-        <w:t>6. 佣金管理（DMS Commission）</w:t>
-      </w:r>
-    </w:p>
-    <w:p>
-      <w:pPr>
-        <w:spacing w:after="80"/>
-      </w:pPr>
-      <w:r>
-        <w:rPr>
-          <w:rFonts w:ascii="Microsoft JhengHei" w:hAnsi="Microsoft JhengHei" w:eastAsia="Microsoft JhengHei"/>
-          <w:sz w:val="22"/>
-        </w:rPr>
-        <w:t>佣金管理採「規則 → 結果 → 核銷」的三層模型，支援基礎佣金、車行/車種覆蓋、台數獎勵與多種激勵品。</w:t>
-      </w:r>
-    </w:p>
-    <w:p>
-      <w:pPr>
-        <w:spacing w:before="160" w:after="120"/>
-      </w:pPr>
-      <w:r>
-        <w:rPr>
-          <w:rFonts w:ascii="Microsoft JhengHei" w:hAnsi="Microsoft JhengHei" w:eastAsia="Microsoft JhengHei"/>
-          <w:b/>
-          <w:color w:val="1F3A68"/>
-          <w:sz w:val="30"/>
-        </w:rPr>
-        <w:t>6.1 基礎傭金規則（依車型）</w:t>
-      </w:r>
-    </w:p>
-    <w:p>
-      <w:pPr>
-        <w:spacing w:after="80"/>
-      </w:pPr>
-      <w:r>
-        <w:rPr>
-          <w:rFonts w:ascii="Microsoft JhengHei" w:hAnsi="Microsoft JhengHei" w:eastAsia="Microsoft JhengHei"/>
-          <w:color w:val="555555"/>
-          <w:sz w:val="22"/>
-        </w:rPr>
-        <w:t>依車型設定每台基礎傭金金額；為傭金計算的最底層規則。</w:t>
-      </w:r>
-    </w:p>
-    <w:p>
-      <w:pPr>
-        <w:spacing w:before="160" w:after="120"/>
-      </w:pPr>
-      <w:r>
-        <w:rPr>
-          <w:rFonts w:ascii="Microsoft JhengHei" w:hAnsi="Microsoft JhengHei" w:eastAsia="Microsoft JhengHei"/>
-          <w:b/>
-          <w:color w:val="1F3A68"/>
-          <w:sz w:val="26"/>
-        </w:rPr>
-        <w:t>操作步驟</w:t>
-      </w:r>
-    </w:p>
-    <w:p>
-      <w:pPr>
-        <w:spacing w:after="80"/>
-        <w:ind w:left="288"/>
-      </w:pPr>
-      <w:r>
-        <w:rPr>
-          <w:rFonts w:ascii="Microsoft JhengHei" w:hAnsi="Microsoft JhengHei" w:eastAsia="Microsoft JhengHei"/>
-          <w:sz w:val="22"/>
-        </w:rPr>
-        <w:t>1. 進入「傭金管理 → 基礎傭金規則」。</w:t>
-      </w:r>
-    </w:p>
-    <w:p>
-      <w:pPr>
-        <w:spacing w:after="80"/>
-        <w:ind w:left="288"/>
-      </w:pPr>
-      <w:r>
-        <w:rPr>
-          <w:rFonts w:ascii="Microsoft JhengHei" w:hAnsi="Microsoft JhengHei" w:eastAsia="Microsoft JhengHei"/>
-          <w:sz w:val="22"/>
-        </w:rPr>
-        <w:t>2. 建立規則並選擇車型、生效區間、傭金金額。</w:t>
-      </w:r>
-    </w:p>
-    <w:p>
-      <w:pPr>
-        <w:spacing w:after="80"/>
-        <w:ind w:left="288"/>
-      </w:pPr>
-      <w:r>
-        <w:rPr>
-          <w:rFonts w:ascii="Microsoft JhengHei" w:hAnsi="Microsoft JhengHei" w:eastAsia="Microsoft JhengHei"/>
-          <w:sz w:val="22"/>
-        </w:rPr>
-        <w:t>3. 成交銷售單時系統會自動套用此規則。</w:t>
+        <w:t>2. 可調整「領牌年月」與「銷售來源」篩選器後即時刷新圖表。</w:t>
       </w:r>
     </w:p>
     <w:p>
@@ -4302,7 +3866,7 @@
               <a:graphicData uri="http://schemas.openxmlformats.org/drawingml/2006/picture">
                 <pic:pic>
                   <pic:nvPicPr>
-                    <pic:cNvPr id="0" name="41_cm_product_rule.png"/>
+                    <pic:cNvPr id="0" name="metabase_p1_total_sales.png"/>
                     <pic:cNvPicPr/>
                   </pic:nvPicPr>
                   <pic:blipFill>
@@ -4336,7 +3900,88 @@
           <w:color w:val="555555"/>
           <w:sz w:val="18"/>
         </w:rPr>
-        <w:t>圖：基礎傭金規則清單</w:t>
+        <w:t>圖：P1 總車輛銷售儀表板</w:t>
+      </w:r>
+    </w:p>
+    <w:p>
+      <w:pPr>
+        <w:spacing w:before="160" w:after="120"/>
+      </w:pPr>
+      <w:r>
+        <w:rPr>
+          <w:rFonts w:ascii="Microsoft JhengHei" w:hAnsi="Microsoft JhengHei" w:eastAsia="Microsoft JhengHei"/>
+          <w:b/>
+          <w:color w:val="1F3A68"/>
+          <w:sz w:val="30"/>
+        </w:rPr>
+        <w:t>5.3 P3 電動車銷售統計</w:t>
+      </w:r>
+    </w:p>
+    <w:p>
+      <w:pPr>
+        <w:spacing w:after="80"/>
+      </w:pPr>
+      <w:r>
+        <w:rPr>
+          <w:rFonts w:ascii="Microsoft JhengHei" w:hAnsi="Microsoft JhengHei" w:eastAsia="Microsoft JhengHei"/>
+          <w:color w:val="555555"/>
+          <w:sz w:val="22"/>
+        </w:rPr>
+        <w:t>專注電動車（含速克達 / 微型 / 重型 / 白牌）之銷售面向，與油車儀表板對照使用。</w:t>
+      </w:r>
+    </w:p>
+    <w:p>
+      <w:pPr>
+        <w:spacing w:before="160" w:after="120"/>
+      </w:pPr>
+      <w:r>
+        <w:rPr>
+          <w:rFonts w:ascii="Microsoft JhengHei" w:hAnsi="Microsoft JhengHei" w:eastAsia="Microsoft JhengHei"/>
+          <w:b/>
+          <w:color w:val="1F3A68"/>
+          <w:sz w:val="26"/>
+        </w:rPr>
+        <w:t>操作步驟</w:t>
+      </w:r>
+    </w:p>
+    <w:p>
+      <w:pPr>
+        <w:spacing w:after="80"/>
+        <w:ind w:left="288"/>
+      </w:pPr>
+      <w:r>
+        <w:rPr>
+          <w:rFonts w:ascii="Microsoft JhengHei" w:hAnsi="Microsoft JhengHei" w:eastAsia="Microsoft JhengHei"/>
+          <w:sz w:val="22"/>
+        </w:rPr>
+        <w:t>1. 於集合中點選「P3 電動車銷售統計」。</w:t>
+      </w:r>
+    </w:p>
+    <w:p>
+      <w:pPr>
+        <w:spacing w:after="80"/>
+        <w:ind w:left="288"/>
+      </w:pPr>
+      <w:r>
+        <w:rPr>
+          <w:rFonts w:ascii="Microsoft JhengHei" w:hAnsi="Microsoft JhengHei" w:eastAsia="Microsoft JhengHei"/>
+          <w:sz w:val="22"/>
+        </w:rPr>
+        <w:t>2. 可依時間、車型、通路切片，瞭解電車各車型佔比與走勢。</w:t>
+      </w:r>
+    </w:p>
+    <w:p>
+      <w:pPr>
+        <w:spacing w:before="160" w:after="120"/>
+      </w:pPr>
+      <w:r>
+        <w:rPr>
+          <w:rFonts w:ascii="Microsoft JhengHei" w:hAnsi="Microsoft JhengHei" w:eastAsia="Microsoft JhengHei"/>
+          <w:b/>
+          <w:color w:val="1F3A68"/>
+          <w:sz w:val="26"/>
+        </w:rPr>
+        <w:t>畫面截圖</w:t>
       </w:r>
     </w:p>
     <w:p>
@@ -4356,7 +4001,7 @@
               <a:graphicData uri="http://schemas.openxmlformats.org/drawingml/2006/picture">
                 <pic:pic>
                   <pic:nvPicPr>
-                    <pic:cNvPr id="0" name="41_cm_product_rule_form.png"/>
+                    <pic:cNvPr id="0" name="metabase_p3_ev_sales.png"/>
                     <pic:cNvPicPr/>
                   </pic:nvPicPr>
                   <pic:blipFill>
@@ -4390,7 +4035,7 @@
           <w:color w:val="555555"/>
           <w:sz w:val="18"/>
         </w:rPr>
-        <w:t>圖：基礎傭金規則表單</w:t>
+        <w:t>圖：P3 電動車銷售統計</w:t>
       </w:r>
     </w:p>
     <w:p>
@@ -4404,7 +4049,7 @@
           <w:color w:val="1F3A68"/>
           <w:sz w:val="30"/>
         </w:rPr>
-        <w:t>6.2 車行覆蓋規則</w:t>
+        <w:t>5.4 P9 油車銷售統計</w:t>
       </w:r>
     </w:p>
     <w:p>
@@ -4417,7 +4062,7 @@
           <w:color w:val="555555"/>
           <w:sz w:val="22"/>
         </w:rPr>
-        <w:t>為特定合作車行客製傭金（疊加或取代基礎金額）。</w:t>
+        <w:t>以油車為主的銷售儀表板，提供月別、車種、車型等銷售結構。</w:t>
       </w:r>
     </w:p>
     <w:p>
@@ -4444,7 +4089,7 @@
           <w:rFonts w:ascii="Microsoft JhengHei" w:hAnsi="Microsoft JhengHei" w:eastAsia="Microsoft JhengHei"/>
           <w:sz w:val="22"/>
         </w:rPr>
-        <w:t>1. 進入「傭金管理 → 車行覆蓋規則」並指定車行 + 加碼/取代金額。</w:t>
+        <w:t>1. 於集合中點選「P9 油車銷售統計」。</w:t>
       </w:r>
     </w:p>
     <w:p>
@@ -4478,7 +4123,7 @@
               <a:graphicData uri="http://schemas.openxmlformats.org/drawingml/2006/picture">
                 <pic:pic>
                   <pic:nvPicPr>
-                    <pic:cNvPr id="0" name="42_cm_dealer_rule.png"/>
+                    <pic:cNvPr id="0" name="metabase_p9_fuel_sales.png"/>
                     <pic:cNvPicPr/>
                   </pic:nvPicPr>
                   <pic:blipFill>
@@ -4512,7 +4157,7 @@
           <w:color w:val="555555"/>
           <w:sz w:val="18"/>
         </w:rPr>
-        <w:t>圖：車行覆蓋規則清單</w:t>
+        <w:t>圖：P9 油車銷售統計</w:t>
       </w:r>
     </w:p>
     <w:p>
@@ -4526,7 +4171,7 @@
           <w:color w:val="1F3A68"/>
           <w:sz w:val="30"/>
         </w:rPr>
-        <w:t>6.3 車種覆蓋規則</w:t>
+        <w:t>5.5 P11 油車-車行銷售統計</w:t>
       </w:r>
     </w:p>
     <w:p>
@@ -4539,7 +4184,7 @@
           <w:color w:val="555555"/>
           <w:sz w:val="22"/>
         </w:rPr>
-        <w:t>針對特定車型再加碼，例如新車促銷期間的單車型加碼。</w:t>
+        <w:t>以「合作車行」為主軸的油車銷售排行與貢獻度，便於評估車行表現。</w:t>
       </w:r>
     </w:p>
     <w:p>
@@ -4566,7 +4211,20 @@
           <w:rFonts w:ascii="Microsoft JhengHei" w:hAnsi="Microsoft JhengHei" w:eastAsia="Microsoft JhengHei"/>
           <w:sz w:val="22"/>
         </w:rPr>
-        <w:t>1. 進入「傭金管理 → 車種覆蓋規則」設定車型與加碼金額。</w:t>
+        <w:t>1. 於集合中點選「P11 油車-車行銷售統計」。</w:t>
+      </w:r>
+    </w:p>
+    <w:p>
+      <w:pPr>
+        <w:spacing w:after="80"/>
+        <w:ind w:left="288"/>
+      </w:pPr>
+      <w:r>
+        <w:rPr>
+          <w:rFonts w:ascii="Microsoft JhengHei" w:hAnsi="Microsoft JhengHei" w:eastAsia="Microsoft JhengHei"/>
+          <w:sz w:val="22"/>
+        </w:rPr>
+        <w:t>2. 可使用搜尋列鎖定特定車行或時段檢視。</w:t>
       </w:r>
     </w:p>
     <w:p>
@@ -4600,7 +4258,7 @@
               <a:graphicData uri="http://schemas.openxmlformats.org/drawingml/2006/picture">
                 <pic:pic>
                   <pic:nvPicPr>
-                    <pic:cNvPr id="0" name="43_cm_vehicle_rule.png"/>
+                    <pic:cNvPr id="0" name="metabase_p11_dealer_sales.png"/>
                     <pic:cNvPicPr/>
                   </pic:nvPicPr>
                   <pic:blipFill>
@@ -4634,7 +4292,7 @@
           <w:color w:val="555555"/>
           <w:sz w:val="18"/>
         </w:rPr>
-        <w:t>圖：車種覆蓋規則清單</w:t>
+        <w:t>圖：P11 油車-車行銷售統計</w:t>
       </w:r>
     </w:p>
     <w:p>
@@ -4648,7 +4306,7 @@
           <w:color w:val="1F3A68"/>
           <w:sz w:val="30"/>
         </w:rPr>
-        <w:t>6.4 台數現金獎勵規則（Volume Rule）</w:t>
+        <w:t>5.6 其他內建儀表板</w:t>
       </w:r>
     </w:p>
     <w:p>
@@ -4661,7 +4319,7 @@
           <w:color w:val="555555"/>
           <w:sz w:val="22"/>
         </w:rPr>
-        <w:t>依當月達成台數階梯給予額外現金獎勵（如 ≥10 台加 1,000/台）。</w:t>
+        <w:t>系統另內建以下儀表板，可於 Metabase 集合中直接點開使用：P2 銷售機種統計、P4 基隆公益青年、P5 / P6 / P7 / P8 電動車系列、P10 油車網路平台銷售、P12 油車佣金明細、P13 油車台數統計、P14 ~ P19 客群 / 性別 / 顏色 / 區域 × 車型分析、P20 通路銷售、P22 客群 × 車型分析等。</w:t>
       </w:r>
     </w:p>
     <w:p>
@@ -4688,7 +4346,7 @@
           <w:rFonts w:ascii="Microsoft JhengHei" w:hAnsi="Microsoft JhengHei" w:eastAsia="Microsoft JhengHei"/>
           <w:sz w:val="22"/>
         </w:rPr>
-        <w:t>1. 進入「傭金管理 → 台數現金獎勵規則」。</w:t>
+        <w:t>1. 於 Metabase 集合中依命名前綴（P 編號）查找並點選即可。</w:t>
       </w:r>
     </w:p>
     <w:p>
@@ -4701,7 +4359,132 @@
           <w:rFonts w:ascii="Microsoft JhengHei" w:hAnsi="Microsoft JhengHei" w:eastAsia="Microsoft JhengHei"/>
           <w:sz w:val="22"/>
         </w:rPr>
-        <w:t>2. 建立階梯：起點台數、結束台數、單台/總額獎勵。</w:t>
+        <w:t>2. 如需新增報表，請聯絡系統管理員（資料模型由 scripts/metabase_*.py 部署）。</w:t>
+      </w:r>
+    </w:p>
+    <w:p>
+      <w:pPr>
+        <w:spacing w:before="160" w:after="120"/>
+      </w:pPr>
+      <w:r>
+        <w:rPr>
+          <w:rFonts w:ascii="Microsoft JhengHei" w:hAnsi="Microsoft JhengHei" w:eastAsia="Microsoft JhengHei"/>
+          <w:b/>
+          <w:color w:val="1F3A68"/>
+          <w:sz w:val="26"/>
+        </w:rPr>
+        <w:t>畫面截圖</w:t>
+      </w:r>
+    </w:p>
+    <w:p>
+      <w:r>
+        <w:br w:type="page"/>
+      </w:r>
+    </w:p>
+    <w:p>
+      <w:pPr>
+        <w:spacing w:before="280" w:after="120"/>
+      </w:pPr>
+      <w:r>
+        <w:rPr>
+          <w:rFonts w:ascii="Microsoft JhengHei" w:hAnsi="Microsoft JhengHei" w:eastAsia="Microsoft JhengHei"/>
+          <w:b/>
+          <w:color w:val="1F3A68"/>
+          <w:sz w:val="40"/>
+        </w:rPr>
+        <w:t>6. 佣金管理（DMS Commission）</w:t>
+      </w:r>
+    </w:p>
+    <w:p>
+      <w:pPr>
+        <w:spacing w:after="80"/>
+      </w:pPr>
+      <w:r>
+        <w:rPr>
+          <w:rFonts w:ascii="Microsoft JhengHei" w:hAnsi="Microsoft JhengHei" w:eastAsia="Microsoft JhengHei"/>
+          <w:sz w:val="22"/>
+        </w:rPr>
+        <w:t>佣金管理採「規則 → 結果 → 核銷」的三層模型，支援基礎佣金、車行/車種覆蓋、台數獎勵與多種激勵品。</w:t>
+      </w:r>
+    </w:p>
+    <w:p>
+      <w:pPr>
+        <w:spacing w:before="160" w:after="120"/>
+      </w:pPr>
+      <w:r>
+        <w:rPr>
+          <w:rFonts w:ascii="Microsoft JhengHei" w:hAnsi="Microsoft JhengHei" w:eastAsia="Microsoft JhengHei"/>
+          <w:b/>
+          <w:color w:val="1F3A68"/>
+          <w:sz w:val="30"/>
+        </w:rPr>
+        <w:t>6.1 基礎傭金規則（依車型）</w:t>
+      </w:r>
+    </w:p>
+    <w:p>
+      <w:pPr>
+        <w:spacing w:after="80"/>
+      </w:pPr>
+      <w:r>
+        <w:rPr>
+          <w:rFonts w:ascii="Microsoft JhengHei" w:hAnsi="Microsoft JhengHei" w:eastAsia="Microsoft JhengHei"/>
+          <w:color w:val="555555"/>
+          <w:sz w:val="22"/>
+        </w:rPr>
+        <w:t>依車型設定每台基礎傭金金額；為傭金計算的最底層規則。</w:t>
+      </w:r>
+    </w:p>
+    <w:p>
+      <w:pPr>
+        <w:spacing w:before="160" w:after="120"/>
+      </w:pPr>
+      <w:r>
+        <w:rPr>
+          <w:rFonts w:ascii="Microsoft JhengHei" w:hAnsi="Microsoft JhengHei" w:eastAsia="Microsoft JhengHei"/>
+          <w:b/>
+          <w:color w:val="1F3A68"/>
+          <w:sz w:val="26"/>
+        </w:rPr>
+        <w:t>操作步驟</w:t>
+      </w:r>
+    </w:p>
+    <w:p>
+      <w:pPr>
+        <w:spacing w:after="80"/>
+        <w:ind w:left="288"/>
+      </w:pPr>
+      <w:r>
+        <w:rPr>
+          <w:rFonts w:ascii="Microsoft JhengHei" w:hAnsi="Microsoft JhengHei" w:eastAsia="Microsoft JhengHei"/>
+          <w:sz w:val="22"/>
+        </w:rPr>
+        <w:t>1. 進入「傭金管理 → 基礎傭金規則」。</w:t>
+      </w:r>
+    </w:p>
+    <w:p>
+      <w:pPr>
+        <w:spacing w:after="80"/>
+        <w:ind w:left="288"/>
+      </w:pPr>
+      <w:r>
+        <w:rPr>
+          <w:rFonts w:ascii="Microsoft JhengHei" w:hAnsi="Microsoft JhengHei" w:eastAsia="Microsoft JhengHei"/>
+          <w:sz w:val="22"/>
+        </w:rPr>
+        <w:t>2. 建立規則並選擇車型、生效區間、傭金金額。</w:t>
+      </w:r>
+    </w:p>
+    <w:p>
+      <w:pPr>
+        <w:spacing w:after="80"/>
+        <w:ind w:left="288"/>
+      </w:pPr>
+      <w:r>
+        <w:rPr>
+          <w:rFonts w:ascii="Microsoft JhengHei" w:hAnsi="Microsoft JhengHei" w:eastAsia="Microsoft JhengHei"/>
+          <w:sz w:val="22"/>
+        </w:rPr>
+        <w:t>3. 成交銷售單時系統會自動套用此規則。</w:t>
       </w:r>
     </w:p>
     <w:p>
@@ -4735,7 +4518,7 @@
               <a:graphicData uri="http://schemas.openxmlformats.org/drawingml/2006/picture">
                 <pic:pic>
                   <pic:nvPicPr>
-                    <pic:cNvPr id="0" name="44_cm_volume_rule.png"/>
+                    <pic:cNvPr id="0" name="41_cm_product_rule.png"/>
                     <pic:cNvPicPr/>
                   </pic:nvPicPr>
                   <pic:blipFill>
@@ -4769,75 +4552,7 @@
           <w:color w:val="555555"/>
           <w:sz w:val="18"/>
         </w:rPr>
-        <w:t>圖：台數現金獎勵規則清單</w:t>
-      </w:r>
-    </w:p>
-    <w:p>
-      <w:pPr>
-        <w:spacing w:before="160" w:after="120"/>
-      </w:pPr>
-      <w:r>
-        <w:rPr>
-          <w:rFonts w:ascii="Microsoft JhengHei" w:hAnsi="Microsoft JhengHei" w:eastAsia="Microsoft JhengHei"/>
-          <w:b/>
-          <w:color w:val="1F3A68"/>
-          <w:sz w:val="30"/>
-        </w:rPr>
-        <w:t>6.5 台數實物獎勵規則</w:t>
-      </w:r>
-    </w:p>
-    <w:p>
-      <w:pPr>
-        <w:spacing w:after="80"/>
-      </w:pPr>
-      <w:r>
-        <w:rPr>
-          <w:rFonts w:ascii="Microsoft JhengHei" w:hAnsi="Microsoft JhengHei" w:eastAsia="Microsoft JhengHei"/>
-          <w:color w:val="555555"/>
-          <w:sz w:val="22"/>
-        </w:rPr>
-        <w:t>達到指定台數時送出實物（如禮品、零件、提貨券）。</w:t>
-      </w:r>
-    </w:p>
-    <w:p>
-      <w:pPr>
-        <w:spacing w:before="160" w:after="120"/>
-      </w:pPr>
-      <w:r>
-        <w:rPr>
-          <w:rFonts w:ascii="Microsoft JhengHei" w:hAnsi="Microsoft JhengHei" w:eastAsia="Microsoft JhengHei"/>
-          <w:b/>
-          <w:color w:val="1F3A68"/>
-          <w:sz w:val="26"/>
-        </w:rPr>
-        <w:t>操作步驟</w:t>
-      </w:r>
-    </w:p>
-    <w:p>
-      <w:pPr>
-        <w:spacing w:after="80"/>
-        <w:ind w:left="288"/>
-      </w:pPr>
-      <w:r>
-        <w:rPr>
-          <w:rFonts w:ascii="Microsoft JhengHei" w:hAnsi="Microsoft JhengHei" w:eastAsia="Microsoft JhengHei"/>
-          <w:sz w:val="22"/>
-        </w:rPr>
-        <w:t>1. 進入「傭金管理 → 台數實物獎勵規則」並指定品項與門檻。</w:t>
-      </w:r>
-    </w:p>
-    <w:p>
-      <w:pPr>
-        <w:spacing w:before="160" w:after="120"/>
-      </w:pPr>
-      <w:r>
-        <w:rPr>
-          <w:rFonts w:ascii="Microsoft JhengHei" w:hAnsi="Microsoft JhengHei" w:eastAsia="Microsoft JhengHei"/>
-          <w:b/>
-          <w:color w:val="1F3A68"/>
-          <w:sz w:val="26"/>
-        </w:rPr>
-        <w:t>畫面截圖</w:t>
+        <w:t>圖：基礎傭金規則清單</w:t>
       </w:r>
     </w:p>
     <w:p>
@@ -4857,7 +4572,7 @@
               <a:graphicData uri="http://schemas.openxmlformats.org/drawingml/2006/picture">
                 <pic:pic>
                   <pic:nvPicPr>
-                    <pic:cNvPr id="0" name="45_cm_volume_gift.png"/>
+                    <pic:cNvPr id="0" name="41_cm_product_rule_form.png"/>
                     <pic:cNvPicPr/>
                   </pic:nvPicPr>
                   <pic:blipFill>
@@ -4891,7 +4606,7 @@
           <w:color w:val="555555"/>
           <w:sz w:val="18"/>
         </w:rPr>
-        <w:t>圖：台數實物獎勵規則清單</w:t>
+        <w:t>圖：基礎傭金規則表單</w:t>
       </w:r>
     </w:p>
     <w:p>
@@ -4905,7 +4620,7 @@
           <w:color w:val="1F3A68"/>
           <w:sz w:val="30"/>
         </w:rPr>
-        <w:t>6.6 激勵品項定義</w:t>
+        <w:t>6.2 車行覆蓋規則</w:t>
       </w:r>
     </w:p>
     <w:p>
@@ -4918,7 +4633,7 @@
           <w:color w:val="555555"/>
           <w:sz w:val="22"/>
         </w:rPr>
-        <w:t>建立可發放的激勵品（提貨券、零件、配件）主檔。</w:t>
+        <w:t>為特定合作車行客製傭金（疊加或取代基礎金額）。</w:t>
       </w:r>
     </w:p>
     <w:p>
@@ -4945,7 +4660,7 @@
           <w:rFonts w:ascii="Microsoft JhengHei" w:hAnsi="Microsoft JhengHei" w:eastAsia="Microsoft JhengHei"/>
           <w:sz w:val="22"/>
         </w:rPr>
-        <w:t>1. 進入「傭金管理 → 激勵品項定義」並建立品項與單位。</w:t>
+        <w:t>1. 進入「傭金管理 → 車行覆蓋規則」並指定車行 + 加碼/取代金額。</w:t>
       </w:r>
     </w:p>
     <w:p>
@@ -4979,7 +4694,7 @@
               <a:graphicData uri="http://schemas.openxmlformats.org/drawingml/2006/picture">
                 <pic:pic>
                   <pic:nvPicPr>
-                    <pic:cNvPr id="0" name="46_incentive_type.png"/>
+                    <pic:cNvPr id="0" name="42_cm_dealer_rule.png"/>
                     <pic:cNvPicPr/>
                   </pic:nvPicPr>
                   <pic:blipFill>
@@ -5013,7 +4728,7 @@
           <w:color w:val="555555"/>
           <w:sz w:val="18"/>
         </w:rPr>
-        <w:t>圖：激勵品項定義清單</w:t>
+        <w:t>圖：車行覆蓋規則清單</w:t>
       </w:r>
     </w:p>
     <w:p>
@@ -5027,7 +4742,7 @@
           <w:color w:val="1F3A68"/>
           <w:sz w:val="30"/>
         </w:rPr>
-        <w:t>6.7 激勵觸發規則</w:t>
+        <w:t>6.3 車種覆蓋規則</w:t>
       </w:r>
     </w:p>
     <w:p>
@@ -5040,7 +4755,7 @@
           <w:color w:val="555555"/>
           <w:sz w:val="22"/>
         </w:rPr>
-        <w:t>定義何種銷售條件觸發何種激勵品（連結銷售單與品項）。</w:t>
+        <w:t>針對特定車型再加碼，例如新車促銷期間的單車型加碼。</w:t>
       </w:r>
     </w:p>
     <w:p>
@@ -5067,7 +4782,7 @@
           <w:rFonts w:ascii="Microsoft JhengHei" w:hAnsi="Microsoft JhengHei" w:eastAsia="Microsoft JhengHei"/>
           <w:sz w:val="22"/>
         </w:rPr>
-        <w:t>1. 進入「傭金管理 → 激勵觸發規則」設定觸發條件、品項、數量。</w:t>
+        <w:t>1. 進入「傭金管理 → 車種覆蓋規則」設定車型與加碼金額。</w:t>
       </w:r>
     </w:p>
     <w:p>
@@ -5101,7 +4816,7 @@
               <a:graphicData uri="http://schemas.openxmlformats.org/drawingml/2006/picture">
                 <pic:pic>
                   <pic:nvPicPr>
-                    <pic:cNvPr id="0" name="47_incentive_rule.png"/>
+                    <pic:cNvPr id="0" name="43_cm_vehicle_rule.png"/>
                     <pic:cNvPicPr/>
                   </pic:nvPicPr>
                   <pic:blipFill>
@@ -5135,7 +4850,7 @@
           <w:color w:val="555555"/>
           <w:sz w:val="18"/>
         </w:rPr>
-        <w:t>圖：激勵觸發規則清單</w:t>
+        <w:t>圖：車種覆蓋規則清單</w:t>
       </w:r>
     </w:p>
     <w:p>
@@ -5149,7 +4864,7 @@
           <w:color w:val="1F3A68"/>
           <w:sz w:val="30"/>
         </w:rPr>
-        <w:t>6.8 傭金記錄（Commission Record）</w:t>
+        <w:t>6.4 台數現金獎勵規則（Volume Rule）</w:t>
       </w:r>
     </w:p>
     <w:p>
@@ -5162,7 +4877,7 @@
           <w:color w:val="555555"/>
           <w:sz w:val="22"/>
         </w:rPr>
-        <w:t>系統依規則自動產生的每筆傭金結果，可檢視/結案。</w:t>
+        <w:t>依當月達成台數階梯給予額外現金獎勵（如 ≥10 台加 1,000/台）。</w:t>
       </w:r>
     </w:p>
     <w:p>
@@ -5189,7 +4904,7 @@
           <w:rFonts w:ascii="Microsoft JhengHei" w:hAnsi="Microsoft JhengHei" w:eastAsia="Microsoft JhengHei"/>
           <w:sz w:val="22"/>
         </w:rPr>
-        <w:t>1. 進入「傭金管理 → 傭金記錄」。</w:t>
+        <w:t>1. 進入「傭金管理 → 台數現金獎勵規則」。</w:t>
       </w:r>
     </w:p>
     <w:p>
@@ -5202,7 +4917,7 @@
           <w:rFonts w:ascii="Microsoft JhengHei" w:hAnsi="Microsoft JhengHei" w:eastAsia="Microsoft JhengHei"/>
           <w:sz w:val="22"/>
         </w:rPr>
-        <w:t>2. 篩選車行/月份檢視結果；確認金額無誤後改為「結案」。</w:t>
+        <w:t>2. 建立階梯：起點台數、結束台數、單台/總額獎勵。</w:t>
       </w:r>
     </w:p>
     <w:p>
@@ -5236,7 +4951,7 @@
               <a:graphicData uri="http://schemas.openxmlformats.org/drawingml/2006/picture">
                 <pic:pic>
                   <pic:nvPicPr>
-                    <pic:cNvPr id="0" name="48_cm_record.png"/>
+                    <pic:cNvPr id="0" name="44_cm_volume_rule.png"/>
                     <pic:cNvPicPr/>
                   </pic:nvPicPr>
                   <pic:blipFill>
@@ -5270,7 +4985,75 @@
           <w:color w:val="555555"/>
           <w:sz w:val="18"/>
         </w:rPr>
-        <w:t>圖：傭金記錄清單</w:t>
+        <w:t>圖：台數現金獎勵規則清單</w:t>
+      </w:r>
+    </w:p>
+    <w:p>
+      <w:pPr>
+        <w:spacing w:before="160" w:after="120"/>
+      </w:pPr>
+      <w:r>
+        <w:rPr>
+          <w:rFonts w:ascii="Microsoft JhengHei" w:hAnsi="Microsoft JhengHei" w:eastAsia="Microsoft JhengHei"/>
+          <w:b/>
+          <w:color w:val="1F3A68"/>
+          <w:sz w:val="30"/>
+        </w:rPr>
+        <w:t>6.5 台數實物獎勵規則</w:t>
+      </w:r>
+    </w:p>
+    <w:p>
+      <w:pPr>
+        <w:spacing w:after="80"/>
+      </w:pPr>
+      <w:r>
+        <w:rPr>
+          <w:rFonts w:ascii="Microsoft JhengHei" w:hAnsi="Microsoft JhengHei" w:eastAsia="Microsoft JhengHei"/>
+          <w:color w:val="555555"/>
+          <w:sz w:val="22"/>
+        </w:rPr>
+        <w:t>達到指定台數時送出實物（如禮品、零件、提貨券）。</w:t>
+      </w:r>
+    </w:p>
+    <w:p>
+      <w:pPr>
+        <w:spacing w:before="160" w:after="120"/>
+      </w:pPr>
+      <w:r>
+        <w:rPr>
+          <w:rFonts w:ascii="Microsoft JhengHei" w:hAnsi="Microsoft JhengHei" w:eastAsia="Microsoft JhengHei"/>
+          <w:b/>
+          <w:color w:val="1F3A68"/>
+          <w:sz w:val="26"/>
+        </w:rPr>
+        <w:t>操作步驟</w:t>
+      </w:r>
+    </w:p>
+    <w:p>
+      <w:pPr>
+        <w:spacing w:after="80"/>
+        <w:ind w:left="288"/>
+      </w:pPr>
+      <w:r>
+        <w:rPr>
+          <w:rFonts w:ascii="Microsoft JhengHei" w:hAnsi="Microsoft JhengHei" w:eastAsia="Microsoft JhengHei"/>
+          <w:sz w:val="22"/>
+        </w:rPr>
+        <w:t>1. 進入「傭金管理 → 台數實物獎勵規則」並指定品項與門檻。</w:t>
+      </w:r>
+    </w:p>
+    <w:p>
+      <w:pPr>
+        <w:spacing w:before="160" w:after="120"/>
+      </w:pPr>
+      <w:r>
+        <w:rPr>
+          <w:rFonts w:ascii="Microsoft JhengHei" w:hAnsi="Microsoft JhengHei" w:eastAsia="Microsoft JhengHei"/>
+          <w:b/>
+          <w:color w:val="1F3A68"/>
+          <w:sz w:val="26"/>
+        </w:rPr>
+        <w:t>畫面截圖</w:t>
       </w:r>
     </w:p>
     <w:p>
@@ -5290,7 +5073,7 @@
               <a:graphicData uri="http://schemas.openxmlformats.org/drawingml/2006/picture">
                 <pic:pic>
                   <pic:nvPicPr>
-                    <pic:cNvPr id="0" name="48_cm_record_form.png"/>
+                    <pic:cNvPr id="0" name="45_cm_volume_gift.png"/>
                     <pic:cNvPicPr/>
                   </pic:nvPicPr>
                   <pic:blipFill>
@@ -5324,7 +5107,7 @@
           <w:color w:val="555555"/>
           <w:sz w:val="18"/>
         </w:rPr>
-        <w:t>圖：傭金記錄表單</w:t>
+        <w:t>圖：台數實物獎勵規則清單</w:t>
       </w:r>
     </w:p>
     <w:p>
@@ -5338,7 +5121,7 @@
           <w:color w:val="1F3A68"/>
           <w:sz w:val="30"/>
         </w:rPr>
-        <w:t>6.9 激勵核銷（Incentive Delivery）</w:t>
+        <w:t>6.6 激勵品項定義</w:t>
       </w:r>
     </w:p>
     <w:p>
@@ -5351,7 +5134,7 @@
           <w:color w:val="555555"/>
           <w:sz w:val="22"/>
         </w:rPr>
-        <w:t>管理實物激勵的給付狀態（待出貨/已出貨/作廢）。</w:t>
+        <w:t>建立可發放的激勵品（提貨券、零件、配件）主檔。</w:t>
       </w:r>
     </w:p>
     <w:p>
@@ -5378,20 +5161,7 @@
           <w:rFonts w:ascii="Microsoft JhengHei" w:hAnsi="Microsoft JhengHei" w:eastAsia="Microsoft JhengHei"/>
           <w:sz w:val="22"/>
         </w:rPr>
-        <w:t>1. 進入「傭金管理 → 激勵核銷」。</w:t>
-      </w:r>
-    </w:p>
-    <w:p>
-      <w:pPr>
-        <w:spacing w:after="80"/>
-        <w:ind w:left="288"/>
-      </w:pPr>
-      <w:r>
-        <w:rPr>
-          <w:rFonts w:ascii="Microsoft JhengHei" w:hAnsi="Microsoft JhengHei" w:eastAsia="Microsoft JhengHei"/>
-          <w:sz w:val="22"/>
-        </w:rPr>
-        <w:t>2. 選擇待出貨記錄，填入出貨日期、人員、追蹤號後狀態變更。</w:t>
+        <w:t>1. 進入「傭金管理 → 激勵品項定義」並建立品項與單位。</w:t>
       </w:r>
     </w:p>
     <w:p>
@@ -5425,7 +5195,7 @@
               <a:graphicData uri="http://schemas.openxmlformats.org/drawingml/2006/picture">
                 <pic:pic>
                   <pic:nvPicPr>
-                    <pic:cNvPr id="0" name="49_incentive_delivery.png"/>
+                    <pic:cNvPr id="0" name="46_incentive_type.png"/>
                     <pic:cNvPicPr/>
                   </pic:nvPicPr>
                   <pic:blipFill>
@@ -5459,7 +5229,75 @@
           <w:color w:val="555555"/>
           <w:sz w:val="18"/>
         </w:rPr>
-        <w:t>圖：激勵核銷清單</w:t>
+        <w:t>圖：激勵品項定義清單</w:t>
+      </w:r>
+    </w:p>
+    <w:p>
+      <w:pPr>
+        <w:spacing w:before="160" w:after="120"/>
+      </w:pPr>
+      <w:r>
+        <w:rPr>
+          <w:rFonts w:ascii="Microsoft JhengHei" w:hAnsi="Microsoft JhengHei" w:eastAsia="Microsoft JhengHei"/>
+          <w:b/>
+          <w:color w:val="1F3A68"/>
+          <w:sz w:val="30"/>
+        </w:rPr>
+        <w:t>6.7 激勵觸發規則</w:t>
+      </w:r>
+    </w:p>
+    <w:p>
+      <w:pPr>
+        <w:spacing w:after="80"/>
+      </w:pPr>
+      <w:r>
+        <w:rPr>
+          <w:rFonts w:ascii="Microsoft JhengHei" w:hAnsi="Microsoft JhengHei" w:eastAsia="Microsoft JhengHei"/>
+          <w:color w:val="555555"/>
+          <w:sz w:val="22"/>
+        </w:rPr>
+        <w:t>定義何種銷售條件觸發何種激勵品（連結銷售單與品項）。</w:t>
+      </w:r>
+    </w:p>
+    <w:p>
+      <w:pPr>
+        <w:spacing w:before="160" w:after="120"/>
+      </w:pPr>
+      <w:r>
+        <w:rPr>
+          <w:rFonts w:ascii="Microsoft JhengHei" w:hAnsi="Microsoft JhengHei" w:eastAsia="Microsoft JhengHei"/>
+          <w:b/>
+          <w:color w:val="1F3A68"/>
+          <w:sz w:val="26"/>
+        </w:rPr>
+        <w:t>操作步驟</w:t>
+      </w:r>
+    </w:p>
+    <w:p>
+      <w:pPr>
+        <w:spacing w:after="80"/>
+        <w:ind w:left="288"/>
+      </w:pPr>
+      <w:r>
+        <w:rPr>
+          <w:rFonts w:ascii="Microsoft JhengHei" w:hAnsi="Microsoft JhengHei" w:eastAsia="Microsoft JhengHei"/>
+          <w:sz w:val="22"/>
+        </w:rPr>
+        <w:t>1. 進入「傭金管理 → 激勵觸發規則」設定觸發條件、品項、數量。</w:t>
+      </w:r>
+    </w:p>
+    <w:p>
+      <w:pPr>
+        <w:spacing w:before="160" w:after="120"/>
+      </w:pPr>
+      <w:r>
+        <w:rPr>
+          <w:rFonts w:ascii="Microsoft JhengHei" w:hAnsi="Microsoft JhengHei" w:eastAsia="Microsoft JhengHei"/>
+          <w:b/>
+          <w:color w:val="1F3A68"/>
+          <w:sz w:val="26"/>
+        </w:rPr>
+        <w:t>畫面截圖</w:t>
       </w:r>
     </w:p>
     <w:p>
@@ -5479,7 +5317,7 @@
               <a:graphicData uri="http://schemas.openxmlformats.org/drawingml/2006/picture">
                 <pic:pic>
                   <pic:nvPicPr>
-                    <pic:cNvPr id="0" name="49_incentive_delivery_form.png"/>
+                    <pic:cNvPr id="0" name="47_incentive_rule.png"/>
                     <pic:cNvPicPr/>
                   </pic:nvPicPr>
                   <pic:blipFill>
@@ -5513,7 +5351,7 @@
           <w:color w:val="555555"/>
           <w:sz w:val="18"/>
         </w:rPr>
-        <w:t>圖：激勵核銷表單</w:t>
+        <w:t>圖：激勵觸發規則清單</w:t>
       </w:r>
     </w:p>
     <w:p>
@@ -5527,7 +5365,7 @@
           <w:color w:val="1F3A68"/>
           <w:sz w:val="30"/>
         </w:rPr>
-        <w:t>6.10 月結傭金報表</w:t>
+        <w:t>6.8 傭金記錄（Commission Record）</w:t>
       </w:r>
     </w:p>
     <w:p>
@@ -5540,7 +5378,7 @@
           <w:color w:val="555555"/>
           <w:sz w:val="22"/>
         </w:rPr>
-        <w:t>依結案月份彙總所有傭金結果，作為對帳/出帳依據。</w:t>
+        <w:t>系統依規則自動產生的每筆傭金結果，可檢視/結案。</w:t>
       </w:r>
     </w:p>
     <w:p>
@@ -5567,7 +5405,20 @@
           <w:rFonts w:ascii="Microsoft JhengHei" w:hAnsi="Microsoft JhengHei" w:eastAsia="Microsoft JhengHei"/>
           <w:sz w:val="22"/>
         </w:rPr>
-        <w:t>1. 進入「傭金管理 → 月結傭金報表」即可瀏覽。</w:t>
+        <w:t>1. 進入「傭金管理 → 傭金記錄」。</w:t>
+      </w:r>
+    </w:p>
+    <w:p>
+      <w:pPr>
+        <w:spacing w:after="80"/>
+        <w:ind w:left="288"/>
+      </w:pPr>
+      <w:r>
+        <w:rPr>
+          <w:rFonts w:ascii="Microsoft JhengHei" w:hAnsi="Microsoft JhengHei" w:eastAsia="Microsoft JhengHei"/>
+          <w:sz w:val="22"/>
+        </w:rPr>
+        <w:t>2. 篩選車行/月份檢視結果；確認金額無誤後改為「結案」。</w:t>
       </w:r>
     </w:p>
     <w:p>
@@ -5601,7 +5452,7 @@
               <a:graphicData uri="http://schemas.openxmlformats.org/drawingml/2006/picture">
                 <pic:pic>
                   <pic:nvPicPr>
-                    <pic:cNvPr id="0" name="4a_cm_monthly.png"/>
+                    <pic:cNvPr id="0" name="48_cm_record.png"/>
                     <pic:cNvPicPr/>
                   </pic:nvPicPr>
                   <pic:blipFill>
@@ -5635,75 +5486,7 @@
           <w:color w:val="555555"/>
           <w:sz w:val="18"/>
         </w:rPr>
-        <w:t>圖：月結傭金報表</w:t>
-      </w:r>
-    </w:p>
-    <w:p>
-      <w:pPr>
-        <w:spacing w:before="160" w:after="120"/>
-      </w:pPr>
-      <w:r>
-        <w:rPr>
-          <w:rFonts w:ascii="Microsoft JhengHei" w:hAnsi="Microsoft JhengHei" w:eastAsia="Microsoft JhengHei"/>
-          <w:b/>
-          <w:color w:val="1F3A68"/>
-          <w:sz w:val="30"/>
-        </w:rPr>
-        <w:t>6.11 傭金總報表</w:t>
-      </w:r>
-    </w:p>
-    <w:p>
-      <w:pPr>
-        <w:spacing w:after="80"/>
-      </w:pPr>
-      <w:r>
-        <w:rPr>
-          <w:rFonts w:ascii="Microsoft JhengHei" w:hAnsi="Microsoft JhengHei" w:eastAsia="Microsoft JhengHei"/>
-          <w:color w:val="555555"/>
-          <w:sz w:val="22"/>
-        </w:rPr>
-        <w:t>跨期間檢視傭金總額並可依合作車行 / 業務切片。</w:t>
-      </w:r>
-    </w:p>
-    <w:p>
-      <w:pPr>
-        <w:spacing w:before="160" w:after="120"/>
-      </w:pPr>
-      <w:r>
-        <w:rPr>
-          <w:rFonts w:ascii="Microsoft JhengHei" w:hAnsi="Microsoft JhengHei" w:eastAsia="Microsoft JhengHei"/>
-          <w:b/>
-          <w:color w:val="1F3A68"/>
-          <w:sz w:val="26"/>
-        </w:rPr>
-        <w:t>操作步驟</w:t>
-      </w:r>
-    </w:p>
-    <w:p>
-      <w:pPr>
-        <w:spacing w:after="80"/>
-        <w:ind w:left="288"/>
-      </w:pPr>
-      <w:r>
-        <w:rPr>
-          <w:rFonts w:ascii="Microsoft JhengHei" w:hAnsi="Microsoft JhengHei" w:eastAsia="Microsoft JhengHei"/>
-          <w:sz w:val="22"/>
-        </w:rPr>
-        <w:t>1. 進入「傭金管理 → 傭金總報表」。</w:t>
-      </w:r>
-    </w:p>
-    <w:p>
-      <w:pPr>
-        <w:spacing w:before="160" w:after="120"/>
-      </w:pPr>
-      <w:r>
-        <w:rPr>
-          <w:rFonts w:ascii="Microsoft JhengHei" w:hAnsi="Microsoft JhengHei" w:eastAsia="Microsoft JhengHei"/>
-          <w:b/>
-          <w:color w:val="1F3A68"/>
-          <w:sz w:val="26"/>
-        </w:rPr>
-        <w:t>畫面截圖</w:t>
+        <w:t>圖：傭金記錄清單</w:t>
       </w:r>
     </w:p>
     <w:p>
@@ -5723,7 +5506,7 @@
               <a:graphicData uri="http://schemas.openxmlformats.org/drawingml/2006/picture">
                 <pic:pic>
                   <pic:nvPicPr>
-                    <pic:cNvPr id="0" name="4b_cm_summary.png"/>
+                    <pic:cNvPr id="0" name="48_cm_record_form.png"/>
                     <pic:cNvPicPr/>
                   </pic:nvPicPr>
                   <pic:blipFill>
@@ -5757,38 +5540,7 @@
           <w:color w:val="555555"/>
           <w:sz w:val="18"/>
         </w:rPr>
-        <w:t>圖：傭金總報表</w:t>
-      </w:r>
-    </w:p>
-    <w:p>
-      <w:r>
-        <w:br w:type="page"/>
-      </w:r>
-    </w:p>
-    <w:p>
-      <w:pPr>
-        <w:spacing w:before="280" w:after="120"/>
-      </w:pPr>
-      <w:r>
-        <w:rPr>
-          <w:rFonts w:ascii="Microsoft JhengHei" w:hAnsi="Microsoft JhengHei" w:eastAsia="Microsoft JhengHei"/>
-          <w:b/>
-          <w:color w:val="1F3A68"/>
-          <w:sz w:val="40"/>
-        </w:rPr>
-        <w:t>7. 零件管理（DMS Parts）</w:t>
-      </w:r>
-    </w:p>
-    <w:p>
-      <w:pPr>
-        <w:spacing w:after="80"/>
-      </w:pPr>
-      <w:r>
-        <w:rPr>
-          <w:rFonts w:ascii="Microsoft JhengHei" w:hAnsi="Microsoft JhengHei" w:eastAsia="Microsoft JhengHei"/>
-          <w:sz w:val="22"/>
-        </w:rPr>
-        <w:t>零件管理涵蓋零件主檔、分類、目錄與批次匯入工具，可同時支撐銷售贈品與激勵品的領用流程。</w:t>
+        <w:t>圖：傭金記錄表單</w:t>
       </w:r>
     </w:p>
     <w:p>
@@ -5802,7 +5554,7 @@
           <w:color w:val="1F3A68"/>
           <w:sz w:val="30"/>
         </w:rPr>
-        <w:t>7.1 零件清單</w:t>
+        <w:t>6.9 激勵核銷（Incentive Delivery）</w:t>
       </w:r>
     </w:p>
     <w:p>
@@ -5815,7 +5567,7 @@
           <w:color w:val="555555"/>
           <w:sz w:val="22"/>
         </w:rPr>
-        <w:t>管理所有零件之主檔（品號、名稱、適用車型、單價、庫存）。</w:t>
+        <w:t>管理實物激勵的給付狀態（待出貨/已出貨/作廢）。</w:t>
       </w:r>
     </w:p>
     <w:p>
@@ -5842,7 +5594,7 @@
           <w:rFonts w:ascii="Microsoft JhengHei" w:hAnsi="Microsoft JhengHei" w:eastAsia="Microsoft JhengHei"/>
           <w:sz w:val="22"/>
         </w:rPr>
-        <w:t>1. 進入「零件管理 → 零件清單」。</w:t>
+        <w:t>1. 進入「傭金管理 → 激勵核銷」。</w:t>
       </w:r>
     </w:p>
     <w:p>
@@ -5855,20 +5607,7 @@
           <w:rFonts w:ascii="Microsoft JhengHei" w:hAnsi="Microsoft JhengHei" w:eastAsia="Microsoft JhengHei"/>
           <w:sz w:val="22"/>
         </w:rPr>
-        <w:t>2. 點「建立」輸入品號、名稱、適用車型、單位、單價後儲存。</w:t>
-      </w:r>
-    </w:p>
-    <w:p>
-      <w:pPr>
-        <w:spacing w:after="80"/>
-        <w:ind w:left="288"/>
-      </w:pPr>
-      <w:r>
-        <w:rPr>
-          <w:rFonts w:ascii="Microsoft JhengHei" w:hAnsi="Microsoft JhengHei" w:eastAsia="Microsoft JhengHei"/>
-          <w:sz w:val="22"/>
-        </w:rPr>
-        <w:t>3. 可在搜尋列以品號或名稱快速定位。</w:t>
+        <w:t>2. 選擇待出貨記錄，填入出貨日期、人員、追蹤號後狀態變更。</w:t>
       </w:r>
     </w:p>
     <w:p>
@@ -5902,7 +5641,7 @@
               <a:graphicData uri="http://schemas.openxmlformats.org/drawingml/2006/picture">
                 <pic:pic>
                   <pic:nvPicPr>
-                    <pic:cNvPr id="0" name="51_part_list.png"/>
+                    <pic:cNvPr id="0" name="49_incentive_delivery.png"/>
                     <pic:cNvPicPr/>
                   </pic:nvPicPr>
                   <pic:blipFill>
@@ -5936,7 +5675,7 @@
           <w:color w:val="555555"/>
           <w:sz w:val="18"/>
         </w:rPr>
-        <w:t>圖：零件清單</w:t>
+        <w:t>圖：激勵核銷清單</w:t>
       </w:r>
     </w:p>
     <w:p>
@@ -5956,7 +5695,7 @@
               <a:graphicData uri="http://schemas.openxmlformats.org/drawingml/2006/picture">
                 <pic:pic>
                   <pic:nvPicPr>
-                    <pic:cNvPr id="0" name="51_part_form.png"/>
+                    <pic:cNvPr id="0" name="49_incentive_delivery_form.png"/>
                     <pic:cNvPicPr/>
                   </pic:nvPicPr>
                   <pic:blipFill>
@@ -5990,7 +5729,7 @@
           <w:color w:val="555555"/>
           <w:sz w:val="18"/>
         </w:rPr>
-        <w:t>圖：零件表單</w:t>
+        <w:t>圖：激勵核銷表單</w:t>
       </w:r>
     </w:p>
     <w:p>
@@ -6004,7 +5743,7 @@
           <w:color w:val="1F3A68"/>
           <w:sz w:val="30"/>
         </w:rPr>
-        <w:t>7.2 零件分類</w:t>
+        <w:t>6.10 月結傭金報表</w:t>
       </w:r>
     </w:p>
     <w:p>
@@ -6017,7 +5756,7 @@
           <w:color w:val="555555"/>
           <w:sz w:val="22"/>
         </w:rPr>
-        <w:t>分類維護（傳動、剎車、燈具、保養品 …）便於統計與目錄整理。</w:t>
+        <w:t>依結案月份彙總所有傭金結果，作為對帳/出帳依據。</w:t>
       </w:r>
     </w:p>
     <w:p>
@@ -6044,7 +5783,7 @@
           <w:rFonts w:ascii="Microsoft JhengHei" w:hAnsi="Microsoft JhengHei" w:eastAsia="Microsoft JhengHei"/>
           <w:sz w:val="22"/>
         </w:rPr>
-        <w:t>1. 進入「零件管理 → 零件分類」並建立樹狀分類。</w:t>
+        <w:t>1. 進入「傭金管理 → 月結傭金報表」即可瀏覽。</w:t>
       </w:r>
     </w:p>
     <w:p>
@@ -6078,7 +5817,7 @@
               <a:graphicData uri="http://schemas.openxmlformats.org/drawingml/2006/picture">
                 <pic:pic>
                   <pic:nvPicPr>
-                    <pic:cNvPr id="0" name="52_part_category.png"/>
+                    <pic:cNvPr id="0" name="4a_cm_monthly.png"/>
                     <pic:cNvPicPr/>
                   </pic:nvPicPr>
                   <pic:blipFill>
@@ -6112,7 +5851,7 @@
           <w:color w:val="555555"/>
           <w:sz w:val="18"/>
         </w:rPr>
-        <w:t>圖：零件分類</w:t>
+        <w:t>圖：月結傭金報表</w:t>
       </w:r>
     </w:p>
     <w:p>
@@ -6126,7 +5865,7 @@
           <w:color w:val="1F3A68"/>
           <w:sz w:val="30"/>
         </w:rPr>
-        <w:t>7.3 零件目錄（Catalog）</w:t>
+        <w:t>6.11 傭金總報表</w:t>
       </w:r>
     </w:p>
     <w:p>
@@ -6139,7 +5878,7 @@
           <w:color w:val="555555"/>
           <w:sz w:val="22"/>
         </w:rPr>
-        <w:t>依品牌/車型編製零件目錄，支援版本管理與發佈。</w:t>
+        <w:t>跨期間檢視傭金總額並可依合作車行 / 業務切片。</w:t>
       </w:r>
     </w:p>
     <w:p>
@@ -6166,20 +5905,7 @@
           <w:rFonts w:ascii="Microsoft JhengHei" w:hAnsi="Microsoft JhengHei" w:eastAsia="Microsoft JhengHei"/>
           <w:sz w:val="22"/>
         </w:rPr>
-        <w:t>1. 進入「零件管理 → 零件目錄」。</w:t>
-      </w:r>
-    </w:p>
-    <w:p>
-      <w:pPr>
-        <w:spacing w:after="80"/>
-        <w:ind w:left="288"/>
-      </w:pPr>
-      <w:r>
-        <w:rPr>
-          <w:rFonts w:ascii="Microsoft JhengHei" w:hAnsi="Microsoft JhengHei" w:eastAsia="Microsoft JhengHei"/>
-          <w:sz w:val="22"/>
-        </w:rPr>
-        <w:t>2. 建立或開啟目錄；新增明細並關聯零件主檔。</w:t>
+        <w:t>1. 進入「傭金管理 → 傭金總報表」。</w:t>
       </w:r>
     </w:p>
     <w:p>
@@ -6213,7 +5939,7 @@
               <a:graphicData uri="http://schemas.openxmlformats.org/drawingml/2006/picture">
                 <pic:pic>
                   <pic:nvPicPr>
-                    <pic:cNvPr id="0" name="53_catalog_list.png"/>
+                    <pic:cNvPr id="0" name="4b_cm_summary.png"/>
                     <pic:cNvPicPr/>
                   </pic:nvPicPr>
                   <pic:blipFill>
@@ -6247,7 +5973,132 @@
           <w:color w:val="555555"/>
           <w:sz w:val="18"/>
         </w:rPr>
-        <w:t>圖：零件目錄清單</w:t>
+        <w:t>圖：傭金總報表</w:t>
+      </w:r>
+    </w:p>
+    <w:p>
+      <w:r>
+        <w:br w:type="page"/>
+      </w:r>
+    </w:p>
+    <w:p>
+      <w:pPr>
+        <w:spacing w:before="280" w:after="120"/>
+      </w:pPr>
+      <w:r>
+        <w:rPr>
+          <w:rFonts w:ascii="Microsoft JhengHei" w:hAnsi="Microsoft JhengHei" w:eastAsia="Microsoft JhengHei"/>
+          <w:b/>
+          <w:color w:val="1F3A68"/>
+          <w:sz w:val="40"/>
+        </w:rPr>
+        <w:t>7. 零件管理（DMS Parts）</w:t>
+      </w:r>
+    </w:p>
+    <w:p>
+      <w:pPr>
+        <w:spacing w:after="80"/>
+      </w:pPr>
+      <w:r>
+        <w:rPr>
+          <w:rFonts w:ascii="Microsoft JhengHei" w:hAnsi="Microsoft JhengHei" w:eastAsia="Microsoft JhengHei"/>
+          <w:sz w:val="22"/>
+        </w:rPr>
+        <w:t>零件管理涵蓋零件主檔、分類、目錄與批次匯入工具，可同時支撐銷售贈品與激勵品的領用流程。</w:t>
+      </w:r>
+    </w:p>
+    <w:p>
+      <w:pPr>
+        <w:spacing w:before="160" w:after="120"/>
+      </w:pPr>
+      <w:r>
+        <w:rPr>
+          <w:rFonts w:ascii="Microsoft JhengHei" w:hAnsi="Microsoft JhengHei" w:eastAsia="Microsoft JhengHei"/>
+          <w:b/>
+          <w:color w:val="1F3A68"/>
+          <w:sz w:val="30"/>
+        </w:rPr>
+        <w:t>7.1 零件清單</w:t>
+      </w:r>
+    </w:p>
+    <w:p>
+      <w:pPr>
+        <w:spacing w:after="80"/>
+      </w:pPr>
+      <w:r>
+        <w:rPr>
+          <w:rFonts w:ascii="Microsoft JhengHei" w:hAnsi="Microsoft JhengHei" w:eastAsia="Microsoft JhengHei"/>
+          <w:color w:val="555555"/>
+          <w:sz w:val="22"/>
+        </w:rPr>
+        <w:t>管理所有零件之主檔（品號、名稱、適用車型、單價、庫存）。</w:t>
+      </w:r>
+    </w:p>
+    <w:p>
+      <w:pPr>
+        <w:spacing w:before="160" w:after="120"/>
+      </w:pPr>
+      <w:r>
+        <w:rPr>
+          <w:rFonts w:ascii="Microsoft JhengHei" w:hAnsi="Microsoft JhengHei" w:eastAsia="Microsoft JhengHei"/>
+          <w:b/>
+          <w:color w:val="1F3A68"/>
+          <w:sz w:val="26"/>
+        </w:rPr>
+        <w:t>操作步驟</w:t>
+      </w:r>
+    </w:p>
+    <w:p>
+      <w:pPr>
+        <w:spacing w:after="80"/>
+        <w:ind w:left="288"/>
+      </w:pPr>
+      <w:r>
+        <w:rPr>
+          <w:rFonts w:ascii="Microsoft JhengHei" w:hAnsi="Microsoft JhengHei" w:eastAsia="Microsoft JhengHei"/>
+          <w:sz w:val="22"/>
+        </w:rPr>
+        <w:t>1. 進入「零件管理 → 零件清單」。</w:t>
+      </w:r>
+    </w:p>
+    <w:p>
+      <w:pPr>
+        <w:spacing w:after="80"/>
+        <w:ind w:left="288"/>
+      </w:pPr>
+      <w:r>
+        <w:rPr>
+          <w:rFonts w:ascii="Microsoft JhengHei" w:hAnsi="Microsoft JhengHei" w:eastAsia="Microsoft JhengHei"/>
+          <w:sz w:val="22"/>
+        </w:rPr>
+        <w:t>2. 點「建立」輸入品號、名稱、適用車型、單位、單價後儲存。</w:t>
+      </w:r>
+    </w:p>
+    <w:p>
+      <w:pPr>
+        <w:spacing w:after="80"/>
+        <w:ind w:left="288"/>
+      </w:pPr>
+      <w:r>
+        <w:rPr>
+          <w:rFonts w:ascii="Microsoft JhengHei" w:hAnsi="Microsoft JhengHei" w:eastAsia="Microsoft JhengHei"/>
+          <w:sz w:val="22"/>
+        </w:rPr>
+        <w:t>3. 可在搜尋列以品號或名稱快速定位。</w:t>
+      </w:r>
+    </w:p>
+    <w:p>
+      <w:pPr>
+        <w:spacing w:before="160" w:after="120"/>
+      </w:pPr>
+      <w:r>
+        <w:rPr>
+          <w:rFonts w:ascii="Microsoft JhengHei" w:hAnsi="Microsoft JhengHei" w:eastAsia="Microsoft JhengHei"/>
+          <w:b/>
+          <w:color w:val="1F3A68"/>
+          <w:sz w:val="26"/>
+        </w:rPr>
+        <w:t>畫面截圖</w:t>
       </w:r>
     </w:p>
     <w:p>
@@ -6267,7 +6118,7 @@
               <a:graphicData uri="http://schemas.openxmlformats.org/drawingml/2006/picture">
                 <pic:pic>
                   <pic:nvPicPr>
-                    <pic:cNvPr id="0" name="53_catalog_form.png"/>
+                    <pic:cNvPr id="0" name="51_part_list.png"/>
                     <pic:cNvPicPr/>
                   </pic:nvPicPr>
                   <pic:blipFill>
@@ -6301,75 +6152,7 @@
           <w:color w:val="555555"/>
           <w:sz w:val="18"/>
         </w:rPr>
-        <w:t>圖：零件目錄表單</w:t>
-      </w:r>
-    </w:p>
-    <w:p>
-      <w:pPr>
-        <w:spacing w:before="160" w:after="120"/>
-      </w:pPr>
-      <w:r>
-        <w:rPr>
-          <w:rFonts w:ascii="Microsoft JhengHei" w:hAnsi="Microsoft JhengHei" w:eastAsia="Microsoft JhengHei"/>
-          <w:b/>
-          <w:color w:val="1F3A68"/>
-          <w:sz w:val="30"/>
-        </w:rPr>
-        <w:t>7.4 零件查詢工具</w:t>
-      </w:r>
-    </w:p>
-    <w:p>
-      <w:pPr>
-        <w:spacing w:after="80"/>
-      </w:pPr>
-      <w:r>
-        <w:rPr>
-          <w:rFonts w:ascii="Microsoft JhengHei" w:hAnsi="Microsoft JhengHei" w:eastAsia="Microsoft JhengHei"/>
-          <w:color w:val="555555"/>
-          <w:sz w:val="22"/>
-        </w:rPr>
-        <w:t>供前線人員快速查詢適用零件之精靈。</w:t>
-      </w:r>
-    </w:p>
-    <w:p>
-      <w:pPr>
-        <w:spacing w:before="160" w:after="120"/>
-      </w:pPr>
-      <w:r>
-        <w:rPr>
-          <w:rFonts w:ascii="Microsoft JhengHei" w:hAnsi="Microsoft JhengHei" w:eastAsia="Microsoft JhengHei"/>
-          <w:b/>
-          <w:color w:val="1F3A68"/>
-          <w:sz w:val="26"/>
-        </w:rPr>
-        <w:t>操作步驟</w:t>
-      </w:r>
-    </w:p>
-    <w:p>
-      <w:pPr>
-        <w:spacing w:after="80"/>
-        <w:ind w:left="288"/>
-      </w:pPr>
-      <w:r>
-        <w:rPr>
-          <w:rFonts w:ascii="Microsoft JhengHei" w:hAnsi="Microsoft JhengHei" w:eastAsia="Microsoft JhengHei"/>
-          <w:sz w:val="22"/>
-        </w:rPr>
-        <w:t>1. 進入「零件管理 → 零件查詢」精靈，輸入車型/年份即顯示適用品。</w:t>
-      </w:r>
-    </w:p>
-    <w:p>
-      <w:pPr>
-        <w:spacing w:before="160" w:after="120"/>
-      </w:pPr>
-      <w:r>
-        <w:rPr>
-          <w:rFonts w:ascii="Microsoft JhengHei" w:hAnsi="Microsoft JhengHei" w:eastAsia="Microsoft JhengHei"/>
-          <w:b/>
-          <w:color w:val="1F3A68"/>
-          <w:sz w:val="26"/>
-        </w:rPr>
-        <w:t>畫面截圖</w:t>
+        <w:t>圖：零件清單</w:t>
       </w:r>
     </w:p>
     <w:p>
@@ -6389,7 +6172,7 @@
               <a:graphicData uri="http://schemas.openxmlformats.org/drawingml/2006/picture">
                 <pic:pic>
                   <pic:nvPicPr>
-                    <pic:cNvPr id="0" name="54_catalog_search_wizard.png"/>
+                    <pic:cNvPr id="0" name="51_part_form.png"/>
                     <pic:cNvPicPr/>
                   </pic:nvPicPr>
                   <pic:blipFill>
@@ -6423,7 +6206,7 @@
           <w:color w:val="555555"/>
           <w:sz w:val="18"/>
         </w:rPr>
-        <w:t>圖：零件查詢工具</w:t>
+        <w:t>圖：零件表單</w:t>
       </w:r>
     </w:p>
     <w:p>
@@ -6437,7 +6220,7 @@
           <w:color w:val="1F3A68"/>
           <w:sz w:val="30"/>
         </w:rPr>
-        <w:t>7.5 CSV 批次匯入</w:t>
+        <w:t>7.2 零件分類</w:t>
       </w:r>
     </w:p>
     <w:p>
@@ -6450,7 +6233,7 @@
           <w:color w:val="555555"/>
           <w:sz w:val="22"/>
         </w:rPr>
-        <w:t>提供中文表頭、含 UTF-8 BOM 的標準 CSV 樣板（Excel 雙擊不亂碼），一次大量新增/更新零件與目錄明細。</w:t>
+        <w:t>分類維護（傳動、剎車、燈具、保養品 …）便於統計與目錄整理。</w:t>
       </w:r>
     </w:p>
     <w:p>
@@ -6477,46 +6260,7 @@
           <w:rFonts w:ascii="Microsoft JhengHei" w:hAnsi="Microsoft JhengHei" w:eastAsia="Microsoft JhengHei"/>
           <w:sz w:val="22"/>
         </w:rPr>
-        <w:t>1. 進入「零件管理 → CSV 批次匯入」精靈。</w:t>
-      </w:r>
-    </w:p>
-    <w:p>
-      <w:pPr>
-        <w:spacing w:after="80"/>
-        <w:ind w:left="288"/>
-      </w:pPr>
-      <w:r>
-        <w:rPr>
-          <w:rFonts w:ascii="Microsoft JhengHei" w:hAnsi="Microsoft JhengHei" w:eastAsia="Microsoft JhengHei"/>
-          <w:sz w:val="22"/>
-        </w:rPr>
-        <w:t>2. 點「下載樣板」按鈕取得『零件目錄匯入樣板.csv』，表頭為：目錄名稱 / 分區代碼 / 分區名稱 / 分區類別 / 序號 / 零件編號 / 零件名稱 / 單位 / 數量 / 建議售價。</w:t>
-      </w:r>
-    </w:p>
-    <w:p>
-      <w:pPr>
-        <w:spacing w:after="80"/>
-        <w:ind w:left="288"/>
-      </w:pPr>
-      <w:r>
-        <w:rPr>
-          <w:rFonts w:ascii="Microsoft JhengHei" w:hAnsi="Microsoft JhengHei" w:eastAsia="Microsoft JhengHei"/>
-          <w:sz w:val="22"/>
-        </w:rPr>
-        <w:t>3. 填寫完成後上傳檔案；系統會驗證每筆資料格式並回報。表頭可採中文或英文（catalog_name, section_code…）。</w:t>
-      </w:r>
-    </w:p>
-    <w:p>
-      <w:pPr>
-        <w:spacing w:after="80"/>
-        <w:ind w:left="288"/>
-      </w:pPr>
-      <w:r>
-        <w:rPr>
-          <w:rFonts w:ascii="Microsoft JhengHei" w:hAnsi="Microsoft JhengHei" w:eastAsia="Microsoft JhengHei"/>
-          <w:sz w:val="22"/>
-        </w:rPr>
-        <w:t>4. 確認無誤後執行匯入，新增/更新筆數於完成頁顯示。</w:t>
+        <w:t>1. 進入「零件管理 → 零件分類」並建立樹狀分類。</w:t>
       </w:r>
     </w:p>
     <w:p>
@@ -6550,7 +6294,7 @@
               <a:graphicData uri="http://schemas.openxmlformats.org/drawingml/2006/picture">
                 <pic:pic>
                   <pic:nvPicPr>
-                    <pic:cNvPr id="0" name="55_catalog_import_wizard.png"/>
+                    <pic:cNvPr id="0" name="52_part_category.png"/>
                     <pic:cNvPicPr/>
                   </pic:nvPicPr>
                   <pic:blipFill>
@@ -6584,38 +6328,7 @@
           <w:color w:val="555555"/>
           <w:sz w:val="18"/>
         </w:rPr>
-        <w:t>圖：CSV 批次匯入精靈（內含「下載樣板」按鈕）</w:t>
-      </w:r>
-    </w:p>
-    <w:p>
-      <w:r>
-        <w:br w:type="page"/>
-      </w:r>
-    </w:p>
-    <w:p>
-      <w:pPr>
-        <w:spacing w:before="280" w:after="120"/>
-      </w:pPr>
-      <w:r>
-        <w:rPr>
-          <w:rFonts w:ascii="Microsoft JhengHei" w:hAnsi="Microsoft JhengHei" w:eastAsia="Microsoft JhengHei"/>
-          <w:b/>
-          <w:color w:val="1F3A68"/>
-          <w:sz w:val="40"/>
-        </w:rPr>
-        <w:t>8. 使用者管理系統（User Management）</w:t>
-      </w:r>
-    </w:p>
-    <w:p>
-      <w:pPr>
-        <w:spacing w:after="80"/>
-      </w:pPr>
-      <w:r>
-        <w:rPr>
-          <w:rFonts w:ascii="Microsoft JhengHei" w:hAnsi="Microsoft JhengHei" w:eastAsia="Microsoft JhengHei"/>
-          <w:sz w:val="22"/>
-        </w:rPr>
-        <w:t>使用者管理系統負責功能權限分組以及全系統的操作稽核，是合規與資安的關鍵環節。</w:t>
+        <w:t>圖：零件分類</w:t>
       </w:r>
     </w:p>
     <w:p>
@@ -6629,7 +6342,7 @@
           <w:color w:val="1F3A68"/>
           <w:sz w:val="30"/>
         </w:rPr>
-        <w:t>8.1 存取群組管理</w:t>
+        <w:t>7.3 零件目錄（Catalog）</w:t>
       </w:r>
     </w:p>
     <w:p>
@@ -6642,7 +6355,7 @@
           <w:color w:val="555555"/>
           <w:sz w:val="22"/>
         </w:rPr>
-        <w:t>依角色（總部、區主管、業務、合作車行）建立功能/資料權限群組。</w:t>
+        <w:t>依品牌/車型編製零件目錄，支援版本管理與發佈。</w:t>
       </w:r>
     </w:p>
     <w:p>
@@ -6669,7 +6382,7 @@
           <w:rFonts w:ascii="Microsoft JhengHei" w:hAnsi="Microsoft JhengHei" w:eastAsia="Microsoft JhengHei"/>
           <w:sz w:val="22"/>
         </w:rPr>
-        <w:t>1. 進入「使用者管理系統 → 存取群組管理」。</w:t>
+        <w:t>1. 進入「零件管理 → 零件目錄」。</w:t>
       </w:r>
     </w:p>
     <w:p>
@@ -6682,20 +6395,7 @@
           <w:rFonts w:ascii="Microsoft JhengHei" w:hAnsi="Microsoft JhengHei" w:eastAsia="Microsoft JhengHei"/>
           <w:sz w:val="22"/>
         </w:rPr>
-        <w:t>2. 建立群組並勾選可用模組與資料範圍。</w:t>
-      </w:r>
-    </w:p>
-    <w:p>
-      <w:pPr>
-        <w:spacing w:after="80"/>
-        <w:ind w:left="288"/>
-      </w:pPr>
-      <w:r>
-        <w:rPr>
-          <w:rFonts w:ascii="Microsoft JhengHei" w:hAnsi="Microsoft JhengHei" w:eastAsia="Microsoft JhengHei"/>
-          <w:sz w:val="22"/>
-        </w:rPr>
-        <w:t>3. 在 Odoo 使用者主檔將其加入相應群組生效。</w:t>
+        <w:t>2. 建立或開啟目錄；新增明細並關聯零件主檔。</w:t>
       </w:r>
     </w:p>
     <w:p>
@@ -6729,7 +6429,7 @@
               <a:graphicData uri="http://schemas.openxmlformats.org/drawingml/2006/picture">
                 <pic:pic>
                   <pic:nvPicPr>
-                    <pic:cNvPr id="0" name="61_access_group_list.png"/>
+                    <pic:cNvPr id="0" name="53_catalog_list.png"/>
                     <pic:cNvPicPr/>
                   </pic:nvPicPr>
                   <pic:blipFill>
@@ -6763,7 +6463,7 @@
           <w:color w:val="555555"/>
           <w:sz w:val="18"/>
         </w:rPr>
-        <w:t>圖：存取群組清單</w:t>
+        <w:t>圖：零件目錄清單</w:t>
       </w:r>
     </w:p>
     <w:p>
@@ -6783,7 +6483,7 @@
               <a:graphicData uri="http://schemas.openxmlformats.org/drawingml/2006/picture">
                 <pic:pic>
                   <pic:nvPicPr>
-                    <pic:cNvPr id="0" name="61_access_group_form.png"/>
+                    <pic:cNvPr id="0" name="53_catalog_form.png"/>
                     <pic:cNvPicPr/>
                   </pic:nvPicPr>
                   <pic:blipFill>
@@ -6817,7 +6517,7 @@
           <w:color w:val="555555"/>
           <w:sz w:val="18"/>
         </w:rPr>
-        <w:t>圖：存取群組表單</w:t>
+        <w:t>圖：零件目錄表單</w:t>
       </w:r>
     </w:p>
     <w:p>
@@ -6831,7 +6531,7 @@
           <w:color w:val="1F3A68"/>
           <w:sz w:val="30"/>
         </w:rPr>
-        <w:t>8.2 操作歷程（Audit Log）</w:t>
+        <w:t>7.4 零件查詢工具</w:t>
       </w:r>
     </w:p>
     <w:p>
@@ -6844,7 +6544,7 @@
           <w:color w:val="555555"/>
           <w:sz w:val="22"/>
         </w:rPr>
-        <w:t>完整記錄系統內 CRUD 動作，包含操作人、時間、模型、舊/新值。</w:t>
+        <w:t>供前線人員快速查詢適用零件之精靈。</w:t>
       </w:r>
     </w:p>
     <w:p>
@@ -6871,20 +6571,7 @@
           <w:rFonts w:ascii="Microsoft JhengHei" w:hAnsi="Microsoft JhengHei" w:eastAsia="Microsoft JhengHei"/>
           <w:sz w:val="22"/>
         </w:rPr>
-        <w:t>1. 進入「使用者管理系統 → 操作歷程」。</w:t>
-      </w:r>
-    </w:p>
-    <w:p>
-      <w:pPr>
-        <w:spacing w:after="80"/>
-        <w:ind w:left="288"/>
-      </w:pPr>
-      <w:r>
-        <w:rPr>
-          <w:rFonts w:ascii="Microsoft JhengHei" w:hAnsi="Microsoft JhengHei" w:eastAsia="Microsoft JhengHei"/>
-          <w:sz w:val="22"/>
-        </w:rPr>
-        <w:t>2. 可使用搜尋列鎖定使用者、模型或時段；點開單筆檢視差異內容。</w:t>
+        <w:t>1. 進入「零件管理 → 零件查詢」精靈，輸入車型/年份即顯示適用品。</w:t>
       </w:r>
     </w:p>
     <w:p>
@@ -6918,7 +6605,7 @@
               <a:graphicData uri="http://schemas.openxmlformats.org/drawingml/2006/picture">
                 <pic:pic>
                   <pic:nvPicPr>
-                    <pic:cNvPr id="0" name="62_audit_log_list.png"/>
+                    <pic:cNvPr id="0" name="54_catalog_search_wizard.png"/>
                     <pic:cNvPicPr/>
                   </pic:nvPicPr>
                   <pic:blipFill>
@@ -6952,7 +6639,114 @@
           <w:color w:val="555555"/>
           <w:sz w:val="18"/>
         </w:rPr>
-        <w:t>圖：操作歷程清單</w:t>
+        <w:t>圖：零件查詢工具</w:t>
+      </w:r>
+    </w:p>
+    <w:p>
+      <w:pPr>
+        <w:spacing w:before="160" w:after="120"/>
+      </w:pPr>
+      <w:r>
+        <w:rPr>
+          <w:rFonts w:ascii="Microsoft JhengHei" w:hAnsi="Microsoft JhengHei" w:eastAsia="Microsoft JhengHei"/>
+          <w:b/>
+          <w:color w:val="1F3A68"/>
+          <w:sz w:val="30"/>
+        </w:rPr>
+        <w:t>7.5 CSV 批次匯入</w:t>
+      </w:r>
+    </w:p>
+    <w:p>
+      <w:pPr>
+        <w:spacing w:after="80"/>
+      </w:pPr>
+      <w:r>
+        <w:rPr>
+          <w:rFonts w:ascii="Microsoft JhengHei" w:hAnsi="Microsoft JhengHei" w:eastAsia="Microsoft JhengHei"/>
+          <w:color w:val="555555"/>
+          <w:sz w:val="22"/>
+        </w:rPr>
+        <w:t>提供中文表頭、含 UTF-8 BOM 的標準 CSV 樣板（Excel 雙擊不亂碼），一次大量新增/更新零件與目錄明細。</w:t>
+      </w:r>
+    </w:p>
+    <w:p>
+      <w:pPr>
+        <w:spacing w:before="160" w:after="120"/>
+      </w:pPr>
+      <w:r>
+        <w:rPr>
+          <w:rFonts w:ascii="Microsoft JhengHei" w:hAnsi="Microsoft JhengHei" w:eastAsia="Microsoft JhengHei"/>
+          <w:b/>
+          <w:color w:val="1F3A68"/>
+          <w:sz w:val="26"/>
+        </w:rPr>
+        <w:t>操作步驟</w:t>
+      </w:r>
+    </w:p>
+    <w:p>
+      <w:pPr>
+        <w:spacing w:after="80"/>
+        <w:ind w:left="288"/>
+      </w:pPr>
+      <w:r>
+        <w:rPr>
+          <w:rFonts w:ascii="Microsoft JhengHei" w:hAnsi="Microsoft JhengHei" w:eastAsia="Microsoft JhengHei"/>
+          <w:sz w:val="22"/>
+        </w:rPr>
+        <w:t>1. 進入「零件管理 → CSV 批次匯入」精靈。</w:t>
+      </w:r>
+    </w:p>
+    <w:p>
+      <w:pPr>
+        <w:spacing w:after="80"/>
+        <w:ind w:left="288"/>
+      </w:pPr>
+      <w:r>
+        <w:rPr>
+          <w:rFonts w:ascii="Microsoft JhengHei" w:hAnsi="Microsoft JhengHei" w:eastAsia="Microsoft JhengHei"/>
+          <w:sz w:val="22"/>
+        </w:rPr>
+        <w:t>2. 點「下載樣板」按鈕取得『零件目錄匯入樣板.csv』，表頭為：目錄名稱 / 分區代碼 / 分區名稱 / 分區類別 / 序號 / 零件編號 / 零件名稱 / 單位 / 數量 / 建議售價。</w:t>
+      </w:r>
+    </w:p>
+    <w:p>
+      <w:pPr>
+        <w:spacing w:after="80"/>
+        <w:ind w:left="288"/>
+      </w:pPr>
+      <w:r>
+        <w:rPr>
+          <w:rFonts w:ascii="Microsoft JhengHei" w:hAnsi="Microsoft JhengHei" w:eastAsia="Microsoft JhengHei"/>
+          <w:sz w:val="22"/>
+        </w:rPr>
+        <w:t>3. 填寫完成後上傳檔案；系統會驗證每筆資料格式並回報。表頭可採中文或英文（catalog_name, section_code…）。</w:t>
+      </w:r>
+    </w:p>
+    <w:p>
+      <w:pPr>
+        <w:spacing w:after="80"/>
+        <w:ind w:left="288"/>
+      </w:pPr>
+      <w:r>
+        <w:rPr>
+          <w:rFonts w:ascii="Microsoft JhengHei" w:hAnsi="Microsoft JhengHei" w:eastAsia="Microsoft JhengHei"/>
+          <w:sz w:val="22"/>
+        </w:rPr>
+        <w:t>4. 確認無誤後執行匯入，新增/更新筆數於完成頁顯示。</w:t>
+      </w:r>
+    </w:p>
+    <w:p>
+      <w:pPr>
+        <w:spacing w:before="160" w:after="120"/>
+      </w:pPr>
+      <w:r>
+        <w:rPr>
+          <w:rFonts w:ascii="Microsoft JhengHei" w:hAnsi="Microsoft JhengHei" w:eastAsia="Microsoft JhengHei"/>
+          <w:b/>
+          <w:color w:val="1F3A68"/>
+          <w:sz w:val="26"/>
+        </w:rPr>
+        <w:t>畫面截圖</w:t>
       </w:r>
     </w:p>
     <w:p>
@@ -6972,11 +6766,433 @@
               <a:graphicData uri="http://schemas.openxmlformats.org/drawingml/2006/picture">
                 <pic:pic>
                   <pic:nvPicPr>
+                    <pic:cNvPr id="0" name="55_catalog_import_wizard.png"/>
+                    <pic:cNvPicPr/>
+                  </pic:nvPicPr>
+                  <pic:blipFill>
+                    <a:blip r:embed="rId59"/>
+                    <a:stretch>
+                      <a:fillRect/>
+                    </a:stretch>
+                  </pic:blipFill>
+                  <pic:spPr>
+                    <a:xfrm>
+                      <a:off x="0" y="0"/>
+                      <a:ext cx="5760720" cy="3600450"/>
+                    </a:xfrm>
+                    <a:prstGeom prst="rect"/>
+                  </pic:spPr>
+                </pic:pic>
+              </a:graphicData>
+            </a:graphic>
+          </wp:inline>
+        </w:drawing>
+      </w:r>
+    </w:p>
+    <w:p>
+      <w:pPr>
+        <w:spacing w:after="160"/>
+        <w:jc w:val="center"/>
+      </w:pPr>
+      <w:r>
+        <w:rPr>
+          <w:rFonts w:ascii="Microsoft JhengHei" w:hAnsi="Microsoft JhengHei" w:eastAsia="Microsoft JhengHei"/>
+          <w:color w:val="555555"/>
+          <w:sz w:val="18"/>
+        </w:rPr>
+        <w:t>圖：CSV 批次匯入精靈（內含「下載樣板」按鈕）</w:t>
+      </w:r>
+    </w:p>
+    <w:p>
+      <w:r>
+        <w:br w:type="page"/>
+      </w:r>
+    </w:p>
+    <w:p>
+      <w:pPr>
+        <w:spacing w:before="280" w:after="120"/>
+      </w:pPr>
+      <w:r>
+        <w:rPr>
+          <w:rFonts w:ascii="Microsoft JhengHei" w:hAnsi="Microsoft JhengHei" w:eastAsia="Microsoft JhengHei"/>
+          <w:b/>
+          <w:color w:val="1F3A68"/>
+          <w:sz w:val="40"/>
+        </w:rPr>
+        <w:t>8. 使用者管理系統（User Management）</w:t>
+      </w:r>
+    </w:p>
+    <w:p>
+      <w:pPr>
+        <w:spacing w:after="80"/>
+      </w:pPr>
+      <w:r>
+        <w:rPr>
+          <w:rFonts w:ascii="Microsoft JhengHei" w:hAnsi="Microsoft JhengHei" w:eastAsia="Microsoft JhengHei"/>
+          <w:sz w:val="22"/>
+        </w:rPr>
+        <w:t>使用者管理系統負責功能權限分組以及全系統的操作稽核，是合規與資安的關鍵環節。</w:t>
+      </w:r>
+    </w:p>
+    <w:p>
+      <w:pPr>
+        <w:spacing w:before="160" w:after="120"/>
+      </w:pPr>
+      <w:r>
+        <w:rPr>
+          <w:rFonts w:ascii="Microsoft JhengHei" w:hAnsi="Microsoft JhengHei" w:eastAsia="Microsoft JhengHei"/>
+          <w:b/>
+          <w:color w:val="1F3A68"/>
+          <w:sz w:val="30"/>
+        </w:rPr>
+        <w:t>8.1 存取群組管理</w:t>
+      </w:r>
+    </w:p>
+    <w:p>
+      <w:pPr>
+        <w:spacing w:after="80"/>
+      </w:pPr>
+      <w:r>
+        <w:rPr>
+          <w:rFonts w:ascii="Microsoft JhengHei" w:hAnsi="Microsoft JhengHei" w:eastAsia="Microsoft JhengHei"/>
+          <w:color w:val="555555"/>
+          <w:sz w:val="22"/>
+        </w:rPr>
+        <w:t>依角色（總部、區主管、業務、合作車行）建立功能/資料權限群組。</w:t>
+      </w:r>
+    </w:p>
+    <w:p>
+      <w:pPr>
+        <w:spacing w:before="160" w:after="120"/>
+      </w:pPr>
+      <w:r>
+        <w:rPr>
+          <w:rFonts w:ascii="Microsoft JhengHei" w:hAnsi="Microsoft JhengHei" w:eastAsia="Microsoft JhengHei"/>
+          <w:b/>
+          <w:color w:val="1F3A68"/>
+          <w:sz w:val="26"/>
+        </w:rPr>
+        <w:t>操作步驟</w:t>
+      </w:r>
+    </w:p>
+    <w:p>
+      <w:pPr>
+        <w:spacing w:after="80"/>
+        <w:ind w:left="288"/>
+      </w:pPr>
+      <w:r>
+        <w:rPr>
+          <w:rFonts w:ascii="Microsoft JhengHei" w:hAnsi="Microsoft JhengHei" w:eastAsia="Microsoft JhengHei"/>
+          <w:sz w:val="22"/>
+        </w:rPr>
+        <w:t>1. 進入「使用者管理系統 → 存取群組管理」。</w:t>
+      </w:r>
+    </w:p>
+    <w:p>
+      <w:pPr>
+        <w:spacing w:after="80"/>
+        <w:ind w:left="288"/>
+      </w:pPr>
+      <w:r>
+        <w:rPr>
+          <w:rFonts w:ascii="Microsoft JhengHei" w:hAnsi="Microsoft JhengHei" w:eastAsia="Microsoft JhengHei"/>
+          <w:sz w:val="22"/>
+        </w:rPr>
+        <w:t>2. 建立群組並勾選可用模組與資料範圍。</w:t>
+      </w:r>
+    </w:p>
+    <w:p>
+      <w:pPr>
+        <w:spacing w:after="80"/>
+        <w:ind w:left="288"/>
+      </w:pPr>
+      <w:r>
+        <w:rPr>
+          <w:rFonts w:ascii="Microsoft JhengHei" w:hAnsi="Microsoft JhengHei" w:eastAsia="Microsoft JhengHei"/>
+          <w:sz w:val="22"/>
+        </w:rPr>
+        <w:t>3. 在 Odoo 使用者主檔將其加入相應群組生效。</w:t>
+      </w:r>
+    </w:p>
+    <w:p>
+      <w:pPr>
+        <w:spacing w:before="160" w:after="120"/>
+      </w:pPr>
+      <w:r>
+        <w:rPr>
+          <w:rFonts w:ascii="Microsoft JhengHei" w:hAnsi="Microsoft JhengHei" w:eastAsia="Microsoft JhengHei"/>
+          <w:b/>
+          <w:color w:val="1F3A68"/>
+          <w:sz w:val="26"/>
+        </w:rPr>
+        <w:t>畫面截圖</w:t>
+      </w:r>
+    </w:p>
+    <w:p>
+      <w:pPr>
+        <w:spacing w:before="80" w:after="40"/>
+        <w:jc w:val="center"/>
+      </w:pPr>
+      <w:r>
+        <w:drawing>
+          <wp:inline xmlns:a="http://schemas.openxmlformats.org/drawingml/2006/main" xmlns:pic="http://schemas.openxmlformats.org/drawingml/2006/picture">
+            <wp:extent cx="5760720" cy="3600450"/>
+            <wp:docPr id="53" name="Picture 53"/>
+            <wp:cNvGraphicFramePr>
+              <a:graphicFrameLocks noChangeAspect="1"/>
+            </wp:cNvGraphicFramePr>
+            <a:graphic>
+              <a:graphicData uri="http://schemas.openxmlformats.org/drawingml/2006/picture">
+                <pic:pic>
+                  <pic:nvPicPr>
+                    <pic:cNvPr id="0" name="61_access_group_list.png"/>
+                    <pic:cNvPicPr/>
+                  </pic:nvPicPr>
+                  <pic:blipFill>
+                    <a:blip r:embed="rId60"/>
+                    <a:stretch>
+                      <a:fillRect/>
+                    </a:stretch>
+                  </pic:blipFill>
+                  <pic:spPr>
+                    <a:xfrm>
+                      <a:off x="0" y="0"/>
+                      <a:ext cx="5760720" cy="3600450"/>
+                    </a:xfrm>
+                    <a:prstGeom prst="rect"/>
+                  </pic:spPr>
+                </pic:pic>
+              </a:graphicData>
+            </a:graphic>
+          </wp:inline>
+        </w:drawing>
+      </w:r>
+    </w:p>
+    <w:p>
+      <w:pPr>
+        <w:spacing w:after="160"/>
+        <w:jc w:val="center"/>
+      </w:pPr>
+      <w:r>
+        <w:rPr>
+          <w:rFonts w:ascii="Microsoft JhengHei" w:hAnsi="Microsoft JhengHei" w:eastAsia="Microsoft JhengHei"/>
+          <w:color w:val="555555"/>
+          <w:sz w:val="18"/>
+        </w:rPr>
+        <w:t>圖：存取群組清單</w:t>
+      </w:r>
+    </w:p>
+    <w:p>
+      <w:pPr>
+        <w:spacing w:before="80" w:after="40"/>
+        <w:jc w:val="center"/>
+      </w:pPr>
+      <w:r>
+        <w:drawing>
+          <wp:inline xmlns:a="http://schemas.openxmlformats.org/drawingml/2006/main" xmlns:pic="http://schemas.openxmlformats.org/drawingml/2006/picture">
+            <wp:extent cx="5760720" cy="3600450"/>
+            <wp:docPr id="54" name="Picture 54"/>
+            <wp:cNvGraphicFramePr>
+              <a:graphicFrameLocks noChangeAspect="1"/>
+            </wp:cNvGraphicFramePr>
+            <a:graphic>
+              <a:graphicData uri="http://schemas.openxmlformats.org/drawingml/2006/picture">
+                <pic:pic>
+                  <pic:nvPicPr>
+                    <pic:cNvPr id="0" name="61_access_group_form.png"/>
+                    <pic:cNvPicPr/>
+                  </pic:nvPicPr>
+                  <pic:blipFill>
+                    <a:blip r:embed="rId61"/>
+                    <a:stretch>
+                      <a:fillRect/>
+                    </a:stretch>
+                  </pic:blipFill>
+                  <pic:spPr>
+                    <a:xfrm>
+                      <a:off x="0" y="0"/>
+                      <a:ext cx="5760720" cy="3600450"/>
+                    </a:xfrm>
+                    <a:prstGeom prst="rect"/>
+                  </pic:spPr>
+                </pic:pic>
+              </a:graphicData>
+            </a:graphic>
+          </wp:inline>
+        </w:drawing>
+      </w:r>
+    </w:p>
+    <w:p>
+      <w:pPr>
+        <w:spacing w:after="160"/>
+        <w:jc w:val="center"/>
+      </w:pPr>
+      <w:r>
+        <w:rPr>
+          <w:rFonts w:ascii="Microsoft JhengHei" w:hAnsi="Microsoft JhengHei" w:eastAsia="Microsoft JhengHei"/>
+          <w:color w:val="555555"/>
+          <w:sz w:val="18"/>
+        </w:rPr>
+        <w:t>圖：存取群組表單</w:t>
+      </w:r>
+    </w:p>
+    <w:p>
+      <w:pPr>
+        <w:spacing w:before="160" w:after="120"/>
+      </w:pPr>
+      <w:r>
+        <w:rPr>
+          <w:rFonts w:ascii="Microsoft JhengHei" w:hAnsi="Microsoft JhengHei" w:eastAsia="Microsoft JhengHei"/>
+          <w:b/>
+          <w:color w:val="1F3A68"/>
+          <w:sz w:val="30"/>
+        </w:rPr>
+        <w:t>8.2 操作歷程（Audit Log）</w:t>
+      </w:r>
+    </w:p>
+    <w:p>
+      <w:pPr>
+        <w:spacing w:after="80"/>
+      </w:pPr>
+      <w:r>
+        <w:rPr>
+          <w:rFonts w:ascii="Microsoft JhengHei" w:hAnsi="Microsoft JhengHei" w:eastAsia="Microsoft JhengHei"/>
+          <w:color w:val="555555"/>
+          <w:sz w:val="22"/>
+        </w:rPr>
+        <w:t>完整記錄系統內 CRUD 動作，包含操作人、時間、模型、舊/新值。</w:t>
+      </w:r>
+    </w:p>
+    <w:p>
+      <w:pPr>
+        <w:spacing w:before="160" w:after="120"/>
+      </w:pPr>
+      <w:r>
+        <w:rPr>
+          <w:rFonts w:ascii="Microsoft JhengHei" w:hAnsi="Microsoft JhengHei" w:eastAsia="Microsoft JhengHei"/>
+          <w:b/>
+          <w:color w:val="1F3A68"/>
+          <w:sz w:val="26"/>
+        </w:rPr>
+        <w:t>操作步驟</w:t>
+      </w:r>
+    </w:p>
+    <w:p>
+      <w:pPr>
+        <w:spacing w:after="80"/>
+        <w:ind w:left="288"/>
+      </w:pPr>
+      <w:r>
+        <w:rPr>
+          <w:rFonts w:ascii="Microsoft JhengHei" w:hAnsi="Microsoft JhengHei" w:eastAsia="Microsoft JhengHei"/>
+          <w:sz w:val="22"/>
+        </w:rPr>
+        <w:t>1. 進入「使用者管理系統 → 操作歷程」。</w:t>
+      </w:r>
+    </w:p>
+    <w:p>
+      <w:pPr>
+        <w:spacing w:after="80"/>
+        <w:ind w:left="288"/>
+      </w:pPr>
+      <w:r>
+        <w:rPr>
+          <w:rFonts w:ascii="Microsoft JhengHei" w:hAnsi="Microsoft JhengHei" w:eastAsia="Microsoft JhengHei"/>
+          <w:sz w:val="22"/>
+        </w:rPr>
+        <w:t>2. 可使用搜尋列鎖定使用者、模型或時段；點開單筆檢視差異內容。</w:t>
+      </w:r>
+    </w:p>
+    <w:p>
+      <w:pPr>
+        <w:spacing w:before="160" w:after="120"/>
+      </w:pPr>
+      <w:r>
+        <w:rPr>
+          <w:rFonts w:ascii="Microsoft JhengHei" w:hAnsi="Microsoft JhengHei" w:eastAsia="Microsoft JhengHei"/>
+          <w:b/>
+          <w:color w:val="1F3A68"/>
+          <w:sz w:val="26"/>
+        </w:rPr>
+        <w:t>畫面截圖</w:t>
+      </w:r>
+    </w:p>
+    <w:p>
+      <w:pPr>
+        <w:spacing w:before="80" w:after="40"/>
+        <w:jc w:val="center"/>
+      </w:pPr>
+      <w:r>
+        <w:drawing>
+          <wp:inline xmlns:a="http://schemas.openxmlformats.org/drawingml/2006/main" xmlns:pic="http://schemas.openxmlformats.org/drawingml/2006/picture">
+            <wp:extent cx="5760720" cy="3600450"/>
+            <wp:docPr id="55" name="Picture 55"/>
+            <wp:cNvGraphicFramePr>
+              <a:graphicFrameLocks noChangeAspect="1"/>
+            </wp:cNvGraphicFramePr>
+            <a:graphic>
+              <a:graphicData uri="http://schemas.openxmlformats.org/drawingml/2006/picture">
+                <pic:pic>
+                  <pic:nvPicPr>
+                    <pic:cNvPr id="0" name="62_audit_log_list.png"/>
+                    <pic:cNvPicPr/>
+                  </pic:nvPicPr>
+                  <pic:blipFill>
+                    <a:blip r:embed="rId62"/>
+                    <a:stretch>
+                      <a:fillRect/>
+                    </a:stretch>
+                  </pic:blipFill>
+                  <pic:spPr>
+                    <a:xfrm>
+                      <a:off x="0" y="0"/>
+                      <a:ext cx="5760720" cy="3600450"/>
+                    </a:xfrm>
+                    <a:prstGeom prst="rect"/>
+                  </pic:spPr>
+                </pic:pic>
+              </a:graphicData>
+            </a:graphic>
+          </wp:inline>
+        </w:drawing>
+      </w:r>
+    </w:p>
+    <w:p>
+      <w:pPr>
+        <w:spacing w:after="160"/>
+        <w:jc w:val="center"/>
+      </w:pPr>
+      <w:r>
+        <w:rPr>
+          <w:rFonts w:ascii="Microsoft JhengHei" w:hAnsi="Microsoft JhengHei" w:eastAsia="Microsoft JhengHei"/>
+          <w:color w:val="555555"/>
+          <w:sz w:val="18"/>
+        </w:rPr>
+        <w:t>圖：操作歷程清單</w:t>
+      </w:r>
+    </w:p>
+    <w:p>
+      <w:pPr>
+        <w:spacing w:before="80" w:after="40"/>
+        <w:jc w:val="center"/>
+      </w:pPr>
+      <w:r>
+        <w:drawing>
+          <wp:inline xmlns:a="http://schemas.openxmlformats.org/drawingml/2006/main" xmlns:pic="http://schemas.openxmlformats.org/drawingml/2006/picture">
+            <wp:extent cx="5760720" cy="3600450"/>
+            <wp:docPr id="56" name="Picture 56"/>
+            <wp:cNvGraphicFramePr>
+              <a:graphicFrameLocks noChangeAspect="1"/>
+            </wp:cNvGraphicFramePr>
+            <a:graphic>
+              <a:graphicData uri="http://schemas.openxmlformats.org/drawingml/2006/picture">
+                <pic:pic>
+                  <pic:nvPicPr>
                     <pic:cNvPr id="0" name="62_audit_log_form.png"/>
                     <pic:cNvPicPr/>
                   </pic:nvPicPr>
                   <pic:blipFill>
-                    <a:blip r:embed="rId59"/>
+                    <a:blip r:embed="rId63"/>
                     <a:stretch>
                       <a:fillRect/>
                     </a:stretch>
